--- a/gazat/2022/july/mds.docx
+++ b/gazat/2022/july/mds.docx
@@ -5,29 +5,29 @@
     <w:tbl>
       <w:tblPr>
         <w:tblStyle w:val="TableGrid"/>
-        <w:tblW w:w="0" w:type="auto"/>
+        <w:tblW w:w="13140" w:type="dxa"/>
         <w:tblInd w:w="-792" w:type="dxa"/>
         <w:tblLook w:val="04A0" w:firstRow="1" w:lastRow="0" w:firstColumn="1" w:lastColumn="0" w:noHBand="0" w:noVBand="1"/>
       </w:tblPr>
       <w:tblGrid>
-        <w:gridCol w:w="364"/>
-        <w:gridCol w:w="769"/>
-        <w:gridCol w:w="904"/>
-        <w:gridCol w:w="904"/>
-        <w:gridCol w:w="727"/>
-        <w:gridCol w:w="659"/>
-        <w:gridCol w:w="839"/>
-        <w:gridCol w:w="746"/>
-        <w:gridCol w:w="578"/>
-        <w:gridCol w:w="857"/>
-        <w:gridCol w:w="743"/>
-        <w:gridCol w:w="719"/>
-        <w:gridCol w:w="839"/>
+        <w:gridCol w:w="460"/>
+        <w:gridCol w:w="1121"/>
+        <w:gridCol w:w="1342"/>
+        <w:gridCol w:w="1342"/>
+        <w:gridCol w:w="1053"/>
+        <w:gridCol w:w="942"/>
+        <w:gridCol w:w="1236"/>
+        <w:gridCol w:w="1084"/>
+        <w:gridCol w:w="808"/>
+        <w:gridCol w:w="1266"/>
+        <w:gridCol w:w="1079"/>
+        <w:gridCol w:w="1039"/>
+        <w:gridCol w:w="1236"/>
       </w:tblGrid>
       <w:tr>
         <w:tc>
           <w:tcPr>
-            <w:tcW w:w="364" w:type="dxa"/>
+            <w:tcW w:w="433" w:type="dxa"/>
           </w:tcPr>
           <w:p>
             <w:r>
@@ -37,7 +37,7 @@
         </w:tc>
         <w:tc>
           <w:tcPr>
-            <w:tcW w:w="769" w:type="dxa"/>
+            <w:tcW w:w="1021" w:type="dxa"/>
           </w:tcPr>
           <w:p>
             <w:r>
@@ -47,7 +47,7 @@
         </w:tc>
         <w:tc>
           <w:tcPr>
-            <w:tcW w:w="904" w:type="dxa"/>
+            <w:tcW w:w="1217" w:type="dxa"/>
           </w:tcPr>
           <w:p>
             <w:r>
@@ -57,7 +57,7 @@
         </w:tc>
         <w:tc>
           <w:tcPr>
-            <w:tcW w:w="904" w:type="dxa"/>
+            <w:tcW w:w="1217" w:type="dxa"/>
           </w:tcPr>
           <w:p>
             <w:r>
@@ -67,7 +67,7 @@
         </w:tc>
         <w:tc>
           <w:tcPr>
-            <w:tcW w:w="727" w:type="dxa"/>
+            <w:tcW w:w="960" w:type="dxa"/>
           </w:tcPr>
           <w:p>
             <w:r>
@@ -77,7 +77,7 @@
         </w:tc>
         <w:tc>
           <w:tcPr>
-            <w:tcW w:w="659" w:type="dxa"/>
+            <w:tcW w:w="861" w:type="dxa"/>
           </w:tcPr>
           <w:p>
             <w:r>
@@ -87,7 +87,7 @@
         </w:tc>
         <w:tc>
           <w:tcPr>
-            <w:tcW w:w="839" w:type="dxa"/>
+            <w:tcW w:w="1123" w:type="dxa"/>
           </w:tcPr>
           <w:p>
             <w:r>
@@ -97,7 +97,7 @@
         </w:tc>
         <w:tc>
           <w:tcPr>
-            <w:tcW w:w="746" w:type="dxa"/>
+            <w:tcW w:w="988" w:type="dxa"/>
           </w:tcPr>
           <w:p>
             <w:r>
@@ -107,7 +107,7 @@
         </w:tc>
         <w:tc>
           <w:tcPr>
-            <w:tcW w:w="578" w:type="dxa"/>
+            <w:tcW w:w="742" w:type="dxa"/>
           </w:tcPr>
           <w:p>
             <w:r>
@@ -117,7 +117,7 @@
         </w:tc>
         <w:tc>
           <w:tcPr>
-            <w:tcW w:w="857" w:type="dxa"/>
+            <w:tcW w:w="1150" w:type="dxa"/>
           </w:tcPr>
           <w:p>
             <w:r>
@@ -127,7 +127,7 @@
         </w:tc>
         <w:tc>
           <w:tcPr>
-            <w:tcW w:w="743" w:type="dxa"/>
+            <w:tcW w:w="983" w:type="dxa"/>
           </w:tcPr>
           <w:p>
             <w:r>
@@ -137,7 +137,7 @@
         </w:tc>
         <w:tc>
           <w:tcPr>
-            <w:tcW w:w="719" w:type="dxa"/>
+            <w:tcW w:w="948" w:type="dxa"/>
           </w:tcPr>
           <w:p>
             <w:r>
@@ -147,7 +147,7 @@
         </w:tc>
         <w:tc>
           <w:tcPr>
-            <w:tcW w:w="236" w:type="dxa"/>
+            <w:tcW w:w="1497" w:type="dxa"/>
           </w:tcPr>
           <w:p>
             <w:r>
@@ -159,7 +159,7 @@
       <w:tr>
         <w:tc>
           <w:tcPr>
-            <w:tcW w:w="364" w:type="dxa"/>
+            <w:tcW w:w="433" w:type="dxa"/>
           </w:tcPr>
           <w:p>
             <w:r>
@@ -169,7 +169,7 @@
         </w:tc>
         <w:tc>
           <w:tcPr>
-            <w:tcW w:w="769" w:type="dxa"/>
+            <w:tcW w:w="1021" w:type="dxa"/>
           </w:tcPr>
           <w:p>
             <w:r>
@@ -179,7 +179,7 @@
         </w:tc>
         <w:tc>
           <w:tcPr>
-            <w:tcW w:w="904" w:type="dxa"/>
+            <w:tcW w:w="1217" w:type="dxa"/>
           </w:tcPr>
           <w:p>
             <w:r>
@@ -189,7 +189,7 @@
         </w:tc>
         <w:tc>
           <w:tcPr>
-            <w:tcW w:w="904" w:type="dxa"/>
+            <w:tcW w:w="1217" w:type="dxa"/>
           </w:tcPr>
           <w:p>
             <w:r>
@@ -199,7 +199,7 @@
         </w:tc>
         <w:tc>
           <w:tcPr>
-            <w:tcW w:w="727" w:type="dxa"/>
+            <w:tcW w:w="960" w:type="dxa"/>
           </w:tcPr>
           <w:p>
             <w:r>
@@ -209,7 +209,7 @@
         </w:tc>
         <w:tc>
           <w:tcPr>
-            <w:tcW w:w="659" w:type="dxa"/>
+            <w:tcW w:w="861" w:type="dxa"/>
           </w:tcPr>
           <w:p>
             <w:r>
@@ -219,7 +219,7 @@
         </w:tc>
         <w:tc>
           <w:tcPr>
-            <w:tcW w:w="839" w:type="dxa"/>
+            <w:tcW w:w="1123" w:type="dxa"/>
           </w:tcPr>
           <w:p>
             <w:r>
@@ -229,7 +229,7 @@
         </w:tc>
         <w:tc>
           <w:tcPr>
-            <w:tcW w:w="746" w:type="dxa"/>
+            <w:tcW w:w="988" w:type="dxa"/>
           </w:tcPr>
           <w:p>
             <w:r>
@@ -239,7 +239,7 @@
         </w:tc>
         <w:tc>
           <w:tcPr>
-            <w:tcW w:w="578" w:type="dxa"/>
+            <w:tcW w:w="742" w:type="dxa"/>
           </w:tcPr>
           <w:p>
             <w:r>
@@ -249,7 +249,7 @@
         </w:tc>
         <w:tc>
           <w:tcPr>
-            <w:tcW w:w="857" w:type="dxa"/>
+            <w:tcW w:w="1150" w:type="dxa"/>
           </w:tcPr>
           <w:p>
             <w:r>
@@ -259,7 +259,7 @@
         </w:tc>
         <w:tc>
           <w:tcPr>
-            <w:tcW w:w="743" w:type="dxa"/>
+            <w:tcW w:w="983" w:type="dxa"/>
           </w:tcPr>
           <w:p>
             <w:r>
@@ -269,7 +269,7 @@
         </w:tc>
         <w:tc>
           <w:tcPr>
-            <w:tcW w:w="719" w:type="dxa"/>
+            <w:tcW w:w="948" w:type="dxa"/>
           </w:tcPr>
           <w:p>
             <w:r>
@@ -279,7 +279,7 @@
         </w:tc>
         <w:tc>
           <w:tcPr>
-            <w:tcW w:w="236" w:type="dxa"/>
+            <w:tcW w:w="1497" w:type="dxa"/>
           </w:tcPr>
           <w:p>
             <w:r>
@@ -291,7 +291,7 @@
       <w:tr>
         <w:tc>
           <w:tcPr>
-            <w:tcW w:w="364" w:type="dxa"/>
+            <w:tcW w:w="433" w:type="dxa"/>
           </w:tcPr>
           <w:p>
             <w:r>
@@ -301,7 +301,7 @@
         </w:tc>
         <w:tc>
           <w:tcPr>
-            <w:tcW w:w="769" w:type="dxa"/>
+            <w:tcW w:w="1021" w:type="dxa"/>
           </w:tcPr>
           <w:p>
             <w:r>
@@ -311,7 +311,7 @@
         </w:tc>
         <w:tc>
           <w:tcPr>
-            <w:tcW w:w="904" w:type="dxa"/>
+            <w:tcW w:w="1217" w:type="dxa"/>
           </w:tcPr>
           <w:p>
             <w:r>
@@ -321,7 +321,7 @@
         </w:tc>
         <w:tc>
           <w:tcPr>
-            <w:tcW w:w="904" w:type="dxa"/>
+            <w:tcW w:w="1217" w:type="dxa"/>
           </w:tcPr>
           <w:p>
             <w:r>
@@ -331,7 +331,7 @@
         </w:tc>
         <w:tc>
           <w:tcPr>
-            <w:tcW w:w="727" w:type="dxa"/>
+            <w:tcW w:w="960" w:type="dxa"/>
           </w:tcPr>
           <w:p>
             <w:r>
@@ -341,7 +341,7 @@
         </w:tc>
         <w:tc>
           <w:tcPr>
-            <w:tcW w:w="659" w:type="dxa"/>
+            <w:tcW w:w="861" w:type="dxa"/>
           </w:tcPr>
           <w:p>
             <w:r>
@@ -351,7 +351,7 @@
         </w:tc>
         <w:tc>
           <w:tcPr>
-            <w:tcW w:w="839" w:type="dxa"/>
+            <w:tcW w:w="1123" w:type="dxa"/>
           </w:tcPr>
           <w:p>
             <w:r>
@@ -361,7 +361,7 @@
         </w:tc>
         <w:tc>
           <w:tcPr>
-            <w:tcW w:w="746" w:type="dxa"/>
+            <w:tcW w:w="988" w:type="dxa"/>
           </w:tcPr>
           <w:p>
             <w:r>
@@ -371,7 +371,7 @@
         </w:tc>
         <w:tc>
           <w:tcPr>
-            <w:tcW w:w="578" w:type="dxa"/>
+            <w:tcW w:w="742" w:type="dxa"/>
           </w:tcPr>
           <w:p>
             <w:r>
@@ -381,7 +381,7 @@
         </w:tc>
         <w:tc>
           <w:tcPr>
-            <w:tcW w:w="857" w:type="dxa"/>
+            <w:tcW w:w="1150" w:type="dxa"/>
           </w:tcPr>
           <w:p>
             <w:r>
@@ -391,7 +391,7 @@
         </w:tc>
         <w:tc>
           <w:tcPr>
-            <w:tcW w:w="743" w:type="dxa"/>
+            <w:tcW w:w="983" w:type="dxa"/>
           </w:tcPr>
           <w:p>
             <w:r>
@@ -401,7 +401,7 @@
         </w:tc>
         <w:tc>
           <w:tcPr>
-            <w:tcW w:w="719" w:type="dxa"/>
+            <w:tcW w:w="948" w:type="dxa"/>
           </w:tcPr>
           <w:p>
             <w:r>
@@ -411,7 +411,7 @@
         </w:tc>
         <w:tc>
           <w:tcPr>
-            <w:tcW w:w="236" w:type="dxa"/>
+            <w:tcW w:w="1497" w:type="dxa"/>
           </w:tcPr>
           <w:p>
             <w:r>
@@ -423,7 +423,7 @@
       <w:tr>
         <w:tc>
           <w:tcPr>
-            <w:tcW w:w="364" w:type="dxa"/>
+            <w:tcW w:w="433" w:type="dxa"/>
           </w:tcPr>
           <w:p>
             <w:r>
@@ -433,7 +433,7 @@
         </w:tc>
         <w:tc>
           <w:tcPr>
-            <w:tcW w:w="769" w:type="dxa"/>
+            <w:tcW w:w="1021" w:type="dxa"/>
           </w:tcPr>
           <w:p>
             <w:r>
@@ -443,7 +443,7 @@
         </w:tc>
         <w:tc>
           <w:tcPr>
-            <w:tcW w:w="904" w:type="dxa"/>
+            <w:tcW w:w="1217" w:type="dxa"/>
           </w:tcPr>
           <w:p>
             <w:r>
@@ -453,7 +453,7 @@
         </w:tc>
         <w:tc>
           <w:tcPr>
-            <w:tcW w:w="904" w:type="dxa"/>
+            <w:tcW w:w="1217" w:type="dxa"/>
           </w:tcPr>
           <w:p>
             <w:r>
@@ -463,7 +463,7 @@
         </w:tc>
         <w:tc>
           <w:tcPr>
-            <w:tcW w:w="727" w:type="dxa"/>
+            <w:tcW w:w="960" w:type="dxa"/>
           </w:tcPr>
           <w:p>
             <w:r>
@@ -473,7 +473,7 @@
         </w:tc>
         <w:tc>
           <w:tcPr>
-            <w:tcW w:w="659" w:type="dxa"/>
+            <w:tcW w:w="861" w:type="dxa"/>
           </w:tcPr>
           <w:p>
             <w:r>
@@ -483,7 +483,7 @@
         </w:tc>
         <w:tc>
           <w:tcPr>
-            <w:tcW w:w="839" w:type="dxa"/>
+            <w:tcW w:w="1123" w:type="dxa"/>
           </w:tcPr>
           <w:p>
             <w:r>
@@ -493,7 +493,7 @@
         </w:tc>
         <w:tc>
           <w:tcPr>
-            <w:tcW w:w="746" w:type="dxa"/>
+            <w:tcW w:w="988" w:type="dxa"/>
           </w:tcPr>
           <w:p>
             <w:r>
@@ -503,7 +503,7 @@
         </w:tc>
         <w:tc>
           <w:tcPr>
-            <w:tcW w:w="578" w:type="dxa"/>
+            <w:tcW w:w="742" w:type="dxa"/>
           </w:tcPr>
           <w:p>
             <w:r>
@@ -513,7 +513,7 @@
         </w:tc>
         <w:tc>
           <w:tcPr>
-            <w:tcW w:w="857" w:type="dxa"/>
+            <w:tcW w:w="1150" w:type="dxa"/>
           </w:tcPr>
           <w:p>
             <w:r>
@@ -523,7 +523,7 @@
         </w:tc>
         <w:tc>
           <w:tcPr>
-            <w:tcW w:w="743" w:type="dxa"/>
+            <w:tcW w:w="983" w:type="dxa"/>
           </w:tcPr>
           <w:p>
             <w:r>
@@ -533,7 +533,7 @@
         </w:tc>
         <w:tc>
           <w:tcPr>
-            <w:tcW w:w="719" w:type="dxa"/>
+            <w:tcW w:w="948" w:type="dxa"/>
           </w:tcPr>
           <w:p>
             <w:r>
@@ -543,7 +543,7 @@
         </w:tc>
         <w:tc>
           <w:tcPr>
-            <w:tcW w:w="236" w:type="dxa"/>
+            <w:tcW w:w="1497" w:type="dxa"/>
           </w:tcPr>
           <w:p>
             <w:r>
@@ -555,7 +555,7 @@
       <w:tr>
         <w:tc>
           <w:tcPr>
-            <w:tcW w:w="364" w:type="dxa"/>
+            <w:tcW w:w="433" w:type="dxa"/>
           </w:tcPr>
           <w:p>
             <w:r>
@@ -565,7 +565,7 @@
         </w:tc>
         <w:tc>
           <w:tcPr>
-            <w:tcW w:w="769" w:type="dxa"/>
+            <w:tcW w:w="1021" w:type="dxa"/>
           </w:tcPr>
           <w:p>
             <w:r>
@@ -575,7 +575,7 @@
         </w:tc>
         <w:tc>
           <w:tcPr>
-            <w:tcW w:w="904" w:type="dxa"/>
+            <w:tcW w:w="1217" w:type="dxa"/>
           </w:tcPr>
           <w:p>
             <w:r>
@@ -585,7 +585,7 @@
         </w:tc>
         <w:tc>
           <w:tcPr>
-            <w:tcW w:w="904" w:type="dxa"/>
+            <w:tcW w:w="1217" w:type="dxa"/>
           </w:tcPr>
           <w:p>
             <w:r>
@@ -595,7 +595,7 @@
         </w:tc>
         <w:tc>
           <w:tcPr>
-            <w:tcW w:w="727" w:type="dxa"/>
+            <w:tcW w:w="960" w:type="dxa"/>
           </w:tcPr>
           <w:p>
             <w:r>
@@ -605,7 +605,7 @@
         </w:tc>
         <w:tc>
           <w:tcPr>
-            <w:tcW w:w="659" w:type="dxa"/>
+            <w:tcW w:w="861" w:type="dxa"/>
           </w:tcPr>
           <w:p>
             <w:r>
@@ -615,7 +615,7 @@
         </w:tc>
         <w:tc>
           <w:tcPr>
-            <w:tcW w:w="839" w:type="dxa"/>
+            <w:tcW w:w="1123" w:type="dxa"/>
           </w:tcPr>
           <w:p>
             <w:r>
@@ -625,7 +625,7 @@
         </w:tc>
         <w:tc>
           <w:tcPr>
-            <w:tcW w:w="746" w:type="dxa"/>
+            <w:tcW w:w="988" w:type="dxa"/>
           </w:tcPr>
           <w:p>
             <w:r>
@@ -635,7 +635,7 @@
         </w:tc>
         <w:tc>
           <w:tcPr>
-            <w:tcW w:w="578" w:type="dxa"/>
+            <w:tcW w:w="742" w:type="dxa"/>
           </w:tcPr>
           <w:p>
             <w:r>
@@ -645,7 +645,7 @@
         </w:tc>
         <w:tc>
           <w:tcPr>
-            <w:tcW w:w="857" w:type="dxa"/>
+            <w:tcW w:w="1150" w:type="dxa"/>
           </w:tcPr>
           <w:p>
             <w:r>
@@ -655,7 +655,7 @@
         </w:tc>
         <w:tc>
           <w:tcPr>
-            <w:tcW w:w="743" w:type="dxa"/>
+            <w:tcW w:w="983" w:type="dxa"/>
           </w:tcPr>
           <w:p>
             <w:r>
@@ -665,7 +665,7 @@
         </w:tc>
         <w:tc>
           <w:tcPr>
-            <w:tcW w:w="719" w:type="dxa"/>
+            <w:tcW w:w="948" w:type="dxa"/>
           </w:tcPr>
           <w:p>
             <w:r>
@@ -675,7 +675,7 @@
         </w:tc>
         <w:tc>
           <w:tcPr>
-            <w:tcW w:w="236" w:type="dxa"/>
+            <w:tcW w:w="1497" w:type="dxa"/>
           </w:tcPr>
           <w:p>
             <w:r>
@@ -687,7 +687,7 @@
       <w:tr>
         <w:tc>
           <w:tcPr>
-            <w:tcW w:w="364" w:type="dxa"/>
+            <w:tcW w:w="433" w:type="dxa"/>
           </w:tcPr>
           <w:p>
             <w:r>
@@ -697,7 +697,7 @@
         </w:tc>
         <w:tc>
           <w:tcPr>
-            <w:tcW w:w="769" w:type="dxa"/>
+            <w:tcW w:w="1021" w:type="dxa"/>
           </w:tcPr>
           <w:p>
             <w:r>
@@ -707,7 +707,7 @@
         </w:tc>
         <w:tc>
           <w:tcPr>
-            <w:tcW w:w="904" w:type="dxa"/>
+            <w:tcW w:w="1217" w:type="dxa"/>
           </w:tcPr>
           <w:p>
             <w:r>
@@ -717,7 +717,7 @@
         </w:tc>
         <w:tc>
           <w:tcPr>
-            <w:tcW w:w="904" w:type="dxa"/>
+            <w:tcW w:w="1217" w:type="dxa"/>
           </w:tcPr>
           <w:p>
             <w:r>
@@ -727,7 +727,7 @@
         </w:tc>
         <w:tc>
           <w:tcPr>
-            <w:tcW w:w="727" w:type="dxa"/>
+            <w:tcW w:w="960" w:type="dxa"/>
           </w:tcPr>
           <w:p>
             <w:r>
@@ -737,7 +737,7 @@
         </w:tc>
         <w:tc>
           <w:tcPr>
-            <w:tcW w:w="659" w:type="dxa"/>
+            <w:tcW w:w="861" w:type="dxa"/>
           </w:tcPr>
           <w:p>
             <w:r>
@@ -747,7 +747,7 @@
         </w:tc>
         <w:tc>
           <w:tcPr>
-            <w:tcW w:w="839" w:type="dxa"/>
+            <w:tcW w:w="1123" w:type="dxa"/>
           </w:tcPr>
           <w:p>
             <w:r>
@@ -757,7 +757,7 @@
         </w:tc>
         <w:tc>
           <w:tcPr>
-            <w:tcW w:w="746" w:type="dxa"/>
+            <w:tcW w:w="988" w:type="dxa"/>
           </w:tcPr>
           <w:p>
             <w:r>
@@ -767,7 +767,7 @@
         </w:tc>
         <w:tc>
           <w:tcPr>
-            <w:tcW w:w="578" w:type="dxa"/>
+            <w:tcW w:w="742" w:type="dxa"/>
           </w:tcPr>
           <w:p>
             <w:r>
@@ -777,7 +777,7 @@
         </w:tc>
         <w:tc>
           <w:tcPr>
-            <w:tcW w:w="857" w:type="dxa"/>
+            <w:tcW w:w="1150" w:type="dxa"/>
           </w:tcPr>
           <w:p>
             <w:r>
@@ -787,7 +787,7 @@
         </w:tc>
         <w:tc>
           <w:tcPr>
-            <w:tcW w:w="743" w:type="dxa"/>
+            <w:tcW w:w="983" w:type="dxa"/>
           </w:tcPr>
           <w:p>
             <w:r>
@@ -797,7 +797,7 @@
         </w:tc>
         <w:tc>
           <w:tcPr>
-            <w:tcW w:w="719" w:type="dxa"/>
+            <w:tcW w:w="948" w:type="dxa"/>
           </w:tcPr>
           <w:p>
             <w:r>
@@ -807,7 +807,7 @@
         </w:tc>
         <w:tc>
           <w:tcPr>
-            <w:tcW w:w="236" w:type="dxa"/>
+            <w:tcW w:w="1497" w:type="dxa"/>
           </w:tcPr>
           <w:p>
             <w:r>
@@ -819,7 +819,7 @@
       <w:tr>
         <w:tc>
           <w:tcPr>
-            <w:tcW w:w="364" w:type="dxa"/>
+            <w:tcW w:w="433" w:type="dxa"/>
           </w:tcPr>
           <w:p>
             <w:r>
@@ -829,7 +829,7 @@
         </w:tc>
         <w:tc>
           <w:tcPr>
-            <w:tcW w:w="769" w:type="dxa"/>
+            <w:tcW w:w="1021" w:type="dxa"/>
           </w:tcPr>
           <w:p>
             <w:r>
@@ -839,7 +839,7 @@
         </w:tc>
         <w:tc>
           <w:tcPr>
-            <w:tcW w:w="904" w:type="dxa"/>
+            <w:tcW w:w="1217" w:type="dxa"/>
           </w:tcPr>
           <w:p>
             <w:r>
@@ -849,7 +849,7 @@
         </w:tc>
         <w:tc>
           <w:tcPr>
-            <w:tcW w:w="904" w:type="dxa"/>
+            <w:tcW w:w="1217" w:type="dxa"/>
           </w:tcPr>
           <w:p>
             <w:r>
@@ -859,7 +859,7 @@
         </w:tc>
         <w:tc>
           <w:tcPr>
-            <w:tcW w:w="727" w:type="dxa"/>
+            <w:tcW w:w="960" w:type="dxa"/>
           </w:tcPr>
           <w:p>
             <w:r>
@@ -869,7 +869,7 @@
         </w:tc>
         <w:tc>
           <w:tcPr>
-            <w:tcW w:w="659" w:type="dxa"/>
+            <w:tcW w:w="861" w:type="dxa"/>
           </w:tcPr>
           <w:p>
             <w:r>
@@ -879,7 +879,7 @@
         </w:tc>
         <w:tc>
           <w:tcPr>
-            <w:tcW w:w="839" w:type="dxa"/>
+            <w:tcW w:w="1123" w:type="dxa"/>
           </w:tcPr>
           <w:p>
             <w:r>
@@ -889,7 +889,7 @@
         </w:tc>
         <w:tc>
           <w:tcPr>
-            <w:tcW w:w="746" w:type="dxa"/>
+            <w:tcW w:w="988" w:type="dxa"/>
           </w:tcPr>
           <w:p>
             <w:r>
@@ -899,7 +899,7 @@
         </w:tc>
         <w:tc>
           <w:tcPr>
-            <w:tcW w:w="578" w:type="dxa"/>
+            <w:tcW w:w="742" w:type="dxa"/>
           </w:tcPr>
           <w:p>
             <w:r>
@@ -909,7 +909,7 @@
         </w:tc>
         <w:tc>
           <w:tcPr>
-            <w:tcW w:w="857" w:type="dxa"/>
+            <w:tcW w:w="1150" w:type="dxa"/>
           </w:tcPr>
           <w:p>
             <w:r>
@@ -919,7 +919,7 @@
         </w:tc>
         <w:tc>
           <w:tcPr>
-            <w:tcW w:w="743" w:type="dxa"/>
+            <w:tcW w:w="983" w:type="dxa"/>
           </w:tcPr>
           <w:p>
             <w:r>
@@ -929,7 +929,7 @@
         </w:tc>
         <w:tc>
           <w:tcPr>
-            <w:tcW w:w="719" w:type="dxa"/>
+            <w:tcW w:w="948" w:type="dxa"/>
           </w:tcPr>
           <w:p>
             <w:r>
@@ -939,7 +939,7 @@
         </w:tc>
         <w:tc>
           <w:tcPr>
-            <w:tcW w:w="236" w:type="dxa"/>
+            <w:tcW w:w="1497" w:type="dxa"/>
           </w:tcPr>
           <w:p>
             <w:r>
@@ -951,7 +951,7 @@
       <w:tr>
         <w:tc>
           <w:tcPr>
-            <w:tcW w:w="364" w:type="dxa"/>
+            <w:tcW w:w="433" w:type="dxa"/>
           </w:tcPr>
           <w:p>
             <w:r>
@@ -961,7 +961,7 @@
         </w:tc>
         <w:tc>
           <w:tcPr>
-            <w:tcW w:w="769" w:type="dxa"/>
+            <w:tcW w:w="1021" w:type="dxa"/>
           </w:tcPr>
           <w:p>
             <w:r>
@@ -971,7 +971,7 @@
         </w:tc>
         <w:tc>
           <w:tcPr>
-            <w:tcW w:w="904" w:type="dxa"/>
+            <w:tcW w:w="1217" w:type="dxa"/>
           </w:tcPr>
           <w:p>
             <w:r>
@@ -981,7 +981,7 @@
         </w:tc>
         <w:tc>
           <w:tcPr>
-            <w:tcW w:w="904" w:type="dxa"/>
+            <w:tcW w:w="1217" w:type="dxa"/>
           </w:tcPr>
           <w:p>
             <w:r>
@@ -991,7 +991,7 @@
         </w:tc>
         <w:tc>
           <w:tcPr>
-            <w:tcW w:w="727" w:type="dxa"/>
+            <w:tcW w:w="960" w:type="dxa"/>
           </w:tcPr>
           <w:p>
             <w:r>
@@ -1001,7 +1001,7 @@
         </w:tc>
         <w:tc>
           <w:tcPr>
-            <w:tcW w:w="659" w:type="dxa"/>
+            <w:tcW w:w="861" w:type="dxa"/>
           </w:tcPr>
           <w:p>
             <w:r>
@@ -1011,7 +1011,7 @@
         </w:tc>
         <w:tc>
           <w:tcPr>
-            <w:tcW w:w="839" w:type="dxa"/>
+            <w:tcW w:w="1123" w:type="dxa"/>
           </w:tcPr>
           <w:p>
             <w:r>
@@ -1021,7 +1021,7 @@
         </w:tc>
         <w:tc>
           <w:tcPr>
-            <w:tcW w:w="746" w:type="dxa"/>
+            <w:tcW w:w="988" w:type="dxa"/>
           </w:tcPr>
           <w:p>
             <w:r>
@@ -1031,7 +1031,7 @@
         </w:tc>
         <w:tc>
           <w:tcPr>
-            <w:tcW w:w="578" w:type="dxa"/>
+            <w:tcW w:w="742" w:type="dxa"/>
           </w:tcPr>
           <w:p>
             <w:r>
@@ -1041,7 +1041,7 @@
         </w:tc>
         <w:tc>
           <w:tcPr>
-            <w:tcW w:w="857" w:type="dxa"/>
+            <w:tcW w:w="1150" w:type="dxa"/>
           </w:tcPr>
           <w:p>
             <w:r>
@@ -1051,7 +1051,7 @@
         </w:tc>
         <w:tc>
           <w:tcPr>
-            <w:tcW w:w="743" w:type="dxa"/>
+            <w:tcW w:w="983" w:type="dxa"/>
           </w:tcPr>
           <w:p>
             <w:r>
@@ -1061,7 +1061,7 @@
         </w:tc>
         <w:tc>
           <w:tcPr>
-            <w:tcW w:w="719" w:type="dxa"/>
+            <w:tcW w:w="948" w:type="dxa"/>
           </w:tcPr>
           <w:p>
             <w:r>
@@ -1071,7 +1071,7 @@
         </w:tc>
         <w:tc>
           <w:tcPr>
-            <w:tcW w:w="236" w:type="dxa"/>
+            <w:tcW w:w="1497" w:type="dxa"/>
           </w:tcPr>
           <w:p>
             <w:r>
@@ -1083,7 +1083,7 @@
       <w:tr>
         <w:tc>
           <w:tcPr>
-            <w:tcW w:w="364" w:type="dxa"/>
+            <w:tcW w:w="433" w:type="dxa"/>
           </w:tcPr>
           <w:p>
             <w:r>
@@ -1093,7 +1093,7 @@
         </w:tc>
         <w:tc>
           <w:tcPr>
-            <w:tcW w:w="769" w:type="dxa"/>
+            <w:tcW w:w="1021" w:type="dxa"/>
           </w:tcPr>
           <w:p>
             <w:r>
@@ -1103,7 +1103,7 @@
         </w:tc>
         <w:tc>
           <w:tcPr>
-            <w:tcW w:w="904" w:type="dxa"/>
+            <w:tcW w:w="1217" w:type="dxa"/>
           </w:tcPr>
           <w:p>
             <w:r>
@@ -1113,7 +1113,7 @@
         </w:tc>
         <w:tc>
           <w:tcPr>
-            <w:tcW w:w="904" w:type="dxa"/>
+            <w:tcW w:w="1217" w:type="dxa"/>
           </w:tcPr>
           <w:p>
             <w:r>
@@ -1123,7 +1123,7 @@
         </w:tc>
         <w:tc>
           <w:tcPr>
-            <w:tcW w:w="727" w:type="dxa"/>
+            <w:tcW w:w="960" w:type="dxa"/>
           </w:tcPr>
           <w:p>
             <w:r>
@@ -1133,7 +1133,7 @@
         </w:tc>
         <w:tc>
           <w:tcPr>
-            <w:tcW w:w="659" w:type="dxa"/>
+            <w:tcW w:w="861" w:type="dxa"/>
           </w:tcPr>
           <w:p>
             <w:r>
@@ -1143,7 +1143,7 @@
         </w:tc>
         <w:tc>
           <w:tcPr>
-            <w:tcW w:w="839" w:type="dxa"/>
+            <w:tcW w:w="1123" w:type="dxa"/>
           </w:tcPr>
           <w:p>
             <w:r>
@@ -1153,7 +1153,7 @@
         </w:tc>
         <w:tc>
           <w:tcPr>
-            <w:tcW w:w="746" w:type="dxa"/>
+            <w:tcW w:w="988" w:type="dxa"/>
           </w:tcPr>
           <w:p>
             <w:r>
@@ -1163,7 +1163,7 @@
         </w:tc>
         <w:tc>
           <w:tcPr>
-            <w:tcW w:w="578" w:type="dxa"/>
+            <w:tcW w:w="742" w:type="dxa"/>
           </w:tcPr>
           <w:p>
             <w:r>
@@ -1173,7 +1173,7 @@
         </w:tc>
         <w:tc>
           <w:tcPr>
-            <w:tcW w:w="857" w:type="dxa"/>
+            <w:tcW w:w="1150" w:type="dxa"/>
           </w:tcPr>
           <w:p>
             <w:r>
@@ -1183,7 +1183,7 @@
         </w:tc>
         <w:tc>
           <w:tcPr>
-            <w:tcW w:w="743" w:type="dxa"/>
+            <w:tcW w:w="983" w:type="dxa"/>
           </w:tcPr>
           <w:p>
             <w:r>
@@ -1193,7 +1193,7 @@
         </w:tc>
         <w:tc>
           <w:tcPr>
-            <w:tcW w:w="719" w:type="dxa"/>
+            <w:tcW w:w="948" w:type="dxa"/>
           </w:tcPr>
           <w:p>
             <w:r>
@@ -1203,7 +1203,7 @@
         </w:tc>
         <w:tc>
           <w:tcPr>
-            <w:tcW w:w="236" w:type="dxa"/>
+            <w:tcW w:w="1497" w:type="dxa"/>
           </w:tcPr>
           <w:p>
             <w:r>
@@ -1215,7 +1215,7 @@
       <w:tr>
         <w:tc>
           <w:tcPr>
-            <w:tcW w:w="364" w:type="dxa"/>
+            <w:tcW w:w="433" w:type="dxa"/>
           </w:tcPr>
           <w:p>
             <w:r>
@@ -1225,7 +1225,7 @@
         </w:tc>
         <w:tc>
           <w:tcPr>
-            <w:tcW w:w="769" w:type="dxa"/>
+            <w:tcW w:w="1021" w:type="dxa"/>
           </w:tcPr>
           <w:p>
             <w:r>
@@ -1235,7 +1235,7 @@
         </w:tc>
         <w:tc>
           <w:tcPr>
-            <w:tcW w:w="904" w:type="dxa"/>
+            <w:tcW w:w="1217" w:type="dxa"/>
           </w:tcPr>
           <w:p>
             <w:r>
@@ -1245,7 +1245,7 @@
         </w:tc>
         <w:tc>
           <w:tcPr>
-            <w:tcW w:w="904" w:type="dxa"/>
+            <w:tcW w:w="1217" w:type="dxa"/>
           </w:tcPr>
           <w:p>
             <w:r>
@@ -1255,7 +1255,7 @@
         </w:tc>
         <w:tc>
           <w:tcPr>
-            <w:tcW w:w="727" w:type="dxa"/>
+            <w:tcW w:w="960" w:type="dxa"/>
           </w:tcPr>
           <w:p>
             <w:r>
@@ -1265,7 +1265,7 @@
         </w:tc>
         <w:tc>
           <w:tcPr>
-            <w:tcW w:w="659" w:type="dxa"/>
+            <w:tcW w:w="861" w:type="dxa"/>
           </w:tcPr>
           <w:p>
             <w:r>
@@ -1275,7 +1275,7 @@
         </w:tc>
         <w:tc>
           <w:tcPr>
-            <w:tcW w:w="839" w:type="dxa"/>
+            <w:tcW w:w="1123" w:type="dxa"/>
           </w:tcPr>
           <w:p>
             <w:r>
@@ -1285,7 +1285,7 @@
         </w:tc>
         <w:tc>
           <w:tcPr>
-            <w:tcW w:w="746" w:type="dxa"/>
+            <w:tcW w:w="988" w:type="dxa"/>
           </w:tcPr>
           <w:p>
             <w:r>
@@ -1295,7 +1295,7 @@
         </w:tc>
         <w:tc>
           <w:tcPr>
-            <w:tcW w:w="578" w:type="dxa"/>
+            <w:tcW w:w="742" w:type="dxa"/>
           </w:tcPr>
           <w:p>
             <w:r>
@@ -1305,7 +1305,7 @@
         </w:tc>
         <w:tc>
           <w:tcPr>
-            <w:tcW w:w="857" w:type="dxa"/>
+            <w:tcW w:w="1150" w:type="dxa"/>
           </w:tcPr>
           <w:p>
             <w:r>
@@ -1315,7 +1315,7 @@
         </w:tc>
         <w:tc>
           <w:tcPr>
-            <w:tcW w:w="743" w:type="dxa"/>
+            <w:tcW w:w="983" w:type="dxa"/>
           </w:tcPr>
           <w:p>
             <w:r>
@@ -1325,7 +1325,7 @@
         </w:tc>
         <w:tc>
           <w:tcPr>
-            <w:tcW w:w="719" w:type="dxa"/>
+            <w:tcW w:w="948" w:type="dxa"/>
           </w:tcPr>
           <w:p>
             <w:r>
@@ -1335,7 +1335,7 @@
         </w:tc>
         <w:tc>
           <w:tcPr>
-            <w:tcW w:w="236" w:type="dxa"/>
+            <w:tcW w:w="1497" w:type="dxa"/>
           </w:tcPr>
           <w:p>
             <w:r>
@@ -1347,7 +1347,7 @@
       <w:tr>
         <w:tc>
           <w:tcPr>
-            <w:tcW w:w="364" w:type="dxa"/>
+            <w:tcW w:w="433" w:type="dxa"/>
           </w:tcPr>
           <w:p>
             <w:r>
@@ -1357,7 +1357,7 @@
         </w:tc>
         <w:tc>
           <w:tcPr>
-            <w:tcW w:w="769" w:type="dxa"/>
+            <w:tcW w:w="1021" w:type="dxa"/>
           </w:tcPr>
           <w:p>
             <w:r>
@@ -1367,7 +1367,7 @@
         </w:tc>
         <w:tc>
           <w:tcPr>
-            <w:tcW w:w="904" w:type="dxa"/>
+            <w:tcW w:w="1217" w:type="dxa"/>
           </w:tcPr>
           <w:p>
             <w:r>
@@ -1377,7 +1377,7 @@
         </w:tc>
         <w:tc>
           <w:tcPr>
-            <w:tcW w:w="904" w:type="dxa"/>
+            <w:tcW w:w="1217" w:type="dxa"/>
           </w:tcPr>
           <w:p>
             <w:r>
@@ -1387,7 +1387,7 @@
         </w:tc>
         <w:tc>
           <w:tcPr>
-            <w:tcW w:w="727" w:type="dxa"/>
+            <w:tcW w:w="960" w:type="dxa"/>
           </w:tcPr>
           <w:p>
             <w:r>
@@ -1397,7 +1397,7 @@
         </w:tc>
         <w:tc>
           <w:tcPr>
-            <w:tcW w:w="659" w:type="dxa"/>
+            <w:tcW w:w="861" w:type="dxa"/>
           </w:tcPr>
           <w:p>
             <w:r>
@@ -1407,7 +1407,7 @@
         </w:tc>
         <w:tc>
           <w:tcPr>
-            <w:tcW w:w="839" w:type="dxa"/>
+            <w:tcW w:w="1123" w:type="dxa"/>
           </w:tcPr>
           <w:p>
             <w:r>
@@ -1417,7 +1417,7 @@
         </w:tc>
         <w:tc>
           <w:tcPr>
-            <w:tcW w:w="746" w:type="dxa"/>
+            <w:tcW w:w="988" w:type="dxa"/>
           </w:tcPr>
           <w:p>
             <w:r>
@@ -1427,7 +1427,7 @@
         </w:tc>
         <w:tc>
           <w:tcPr>
-            <w:tcW w:w="578" w:type="dxa"/>
+            <w:tcW w:w="742" w:type="dxa"/>
           </w:tcPr>
           <w:p>
             <w:r>
@@ -1437,7 +1437,7 @@
         </w:tc>
         <w:tc>
           <w:tcPr>
-            <w:tcW w:w="857" w:type="dxa"/>
+            <w:tcW w:w="1150" w:type="dxa"/>
           </w:tcPr>
           <w:p>
             <w:r>
@@ -1447,7 +1447,7 @@
         </w:tc>
         <w:tc>
           <w:tcPr>
-            <w:tcW w:w="743" w:type="dxa"/>
+            <w:tcW w:w="983" w:type="dxa"/>
           </w:tcPr>
           <w:p>
             <w:r>
@@ -1457,7 +1457,7 @@
         </w:tc>
         <w:tc>
           <w:tcPr>
-            <w:tcW w:w="719" w:type="dxa"/>
+            <w:tcW w:w="948" w:type="dxa"/>
           </w:tcPr>
           <w:p>
             <w:r>
@@ -1467,7 +1467,7 @@
         </w:tc>
         <w:tc>
           <w:tcPr>
-            <w:tcW w:w="236" w:type="dxa"/>
+            <w:tcW w:w="1497" w:type="dxa"/>
           </w:tcPr>
           <w:p>
             <w:r>
@@ -1479,7 +1479,7 @@
       <w:tr>
         <w:tc>
           <w:tcPr>
-            <w:tcW w:w="364" w:type="dxa"/>
+            <w:tcW w:w="433" w:type="dxa"/>
           </w:tcPr>
           <w:p>
             <w:r>
@@ -1489,7 +1489,7 @@
         </w:tc>
         <w:tc>
           <w:tcPr>
-            <w:tcW w:w="769" w:type="dxa"/>
+            <w:tcW w:w="1021" w:type="dxa"/>
           </w:tcPr>
           <w:p>
             <w:r>
@@ -1499,7 +1499,7 @@
         </w:tc>
         <w:tc>
           <w:tcPr>
-            <w:tcW w:w="904" w:type="dxa"/>
+            <w:tcW w:w="1217" w:type="dxa"/>
           </w:tcPr>
           <w:p>
             <w:r>
@@ -1509,7 +1509,7 @@
         </w:tc>
         <w:tc>
           <w:tcPr>
-            <w:tcW w:w="904" w:type="dxa"/>
+            <w:tcW w:w="1217" w:type="dxa"/>
           </w:tcPr>
           <w:p>
             <w:r>
@@ -1519,7 +1519,7 @@
         </w:tc>
         <w:tc>
           <w:tcPr>
-            <w:tcW w:w="727" w:type="dxa"/>
+            <w:tcW w:w="960" w:type="dxa"/>
           </w:tcPr>
           <w:p>
             <w:r>
@@ -1529,7 +1529,7 @@
         </w:tc>
         <w:tc>
           <w:tcPr>
-            <w:tcW w:w="659" w:type="dxa"/>
+            <w:tcW w:w="861" w:type="dxa"/>
           </w:tcPr>
           <w:p>
             <w:r>
@@ -1539,7 +1539,7 @@
         </w:tc>
         <w:tc>
           <w:tcPr>
-            <w:tcW w:w="839" w:type="dxa"/>
+            <w:tcW w:w="1123" w:type="dxa"/>
           </w:tcPr>
           <w:p>
             <w:r>
@@ -1549,7 +1549,7 @@
         </w:tc>
         <w:tc>
           <w:tcPr>
-            <w:tcW w:w="746" w:type="dxa"/>
+            <w:tcW w:w="988" w:type="dxa"/>
           </w:tcPr>
           <w:p>
             <w:r>
@@ -1559,7 +1559,7 @@
         </w:tc>
         <w:tc>
           <w:tcPr>
-            <w:tcW w:w="578" w:type="dxa"/>
+            <w:tcW w:w="742" w:type="dxa"/>
           </w:tcPr>
           <w:p>
             <w:r>
@@ -1569,7 +1569,7 @@
         </w:tc>
         <w:tc>
           <w:tcPr>
-            <w:tcW w:w="857" w:type="dxa"/>
+            <w:tcW w:w="1150" w:type="dxa"/>
           </w:tcPr>
           <w:p>
             <w:r>
@@ -1579,7 +1579,7 @@
         </w:tc>
         <w:tc>
           <w:tcPr>
-            <w:tcW w:w="743" w:type="dxa"/>
+            <w:tcW w:w="983" w:type="dxa"/>
           </w:tcPr>
           <w:p>
             <w:r>
@@ -1589,7 +1589,7 @@
         </w:tc>
         <w:tc>
           <w:tcPr>
-            <w:tcW w:w="719" w:type="dxa"/>
+            <w:tcW w:w="948" w:type="dxa"/>
           </w:tcPr>
           <w:p>
             <w:r>
@@ -1599,7 +1599,7 @@
         </w:tc>
         <w:tc>
           <w:tcPr>
-            <w:tcW w:w="236" w:type="dxa"/>
+            <w:tcW w:w="1497" w:type="dxa"/>
           </w:tcPr>
           <w:p>
             <w:r>
@@ -1611,7 +1611,7 @@
       <w:tr>
         <w:tc>
           <w:tcPr>
-            <w:tcW w:w="364" w:type="dxa"/>
+            <w:tcW w:w="433" w:type="dxa"/>
           </w:tcPr>
           <w:p>
             <w:r>
@@ -1621,7 +1621,7 @@
         </w:tc>
         <w:tc>
           <w:tcPr>
-            <w:tcW w:w="769" w:type="dxa"/>
+            <w:tcW w:w="1021" w:type="dxa"/>
           </w:tcPr>
           <w:p>
             <w:r>
@@ -1631,7 +1631,7 @@
         </w:tc>
         <w:tc>
           <w:tcPr>
-            <w:tcW w:w="904" w:type="dxa"/>
+            <w:tcW w:w="1217" w:type="dxa"/>
           </w:tcPr>
           <w:p>
             <w:r>
@@ -1641,7 +1641,7 @@
         </w:tc>
         <w:tc>
           <w:tcPr>
-            <w:tcW w:w="904" w:type="dxa"/>
+            <w:tcW w:w="1217" w:type="dxa"/>
           </w:tcPr>
           <w:p>
             <w:r>
@@ -1651,7 +1651,7 @@
         </w:tc>
         <w:tc>
           <w:tcPr>
-            <w:tcW w:w="727" w:type="dxa"/>
+            <w:tcW w:w="960" w:type="dxa"/>
           </w:tcPr>
           <w:p>
             <w:r>
@@ -1661,7 +1661,7 @@
         </w:tc>
         <w:tc>
           <w:tcPr>
-            <w:tcW w:w="659" w:type="dxa"/>
+            <w:tcW w:w="861" w:type="dxa"/>
           </w:tcPr>
           <w:p>
             <w:r>
@@ -1671,7 +1671,7 @@
         </w:tc>
         <w:tc>
           <w:tcPr>
-            <w:tcW w:w="839" w:type="dxa"/>
+            <w:tcW w:w="1123" w:type="dxa"/>
           </w:tcPr>
           <w:p>
             <w:r>
@@ -1681,7 +1681,7 @@
         </w:tc>
         <w:tc>
           <w:tcPr>
-            <w:tcW w:w="746" w:type="dxa"/>
+            <w:tcW w:w="988" w:type="dxa"/>
           </w:tcPr>
           <w:p>
             <w:r>
@@ -1691,7 +1691,7 @@
         </w:tc>
         <w:tc>
           <w:tcPr>
-            <w:tcW w:w="578" w:type="dxa"/>
+            <w:tcW w:w="742" w:type="dxa"/>
           </w:tcPr>
           <w:p>
             <w:r>
@@ -1701,7 +1701,7 @@
         </w:tc>
         <w:tc>
           <w:tcPr>
-            <w:tcW w:w="857" w:type="dxa"/>
+            <w:tcW w:w="1150" w:type="dxa"/>
           </w:tcPr>
           <w:p>
             <w:r>
@@ -1711,7 +1711,7 @@
         </w:tc>
         <w:tc>
           <w:tcPr>
-            <w:tcW w:w="743" w:type="dxa"/>
+            <w:tcW w:w="983" w:type="dxa"/>
           </w:tcPr>
           <w:p>
             <w:r>
@@ -1721,7 +1721,7 @@
         </w:tc>
         <w:tc>
           <w:tcPr>
-            <w:tcW w:w="719" w:type="dxa"/>
+            <w:tcW w:w="948" w:type="dxa"/>
           </w:tcPr>
           <w:p>
             <w:r>
@@ -1731,7 +1731,7 @@
         </w:tc>
         <w:tc>
           <w:tcPr>
-            <w:tcW w:w="236" w:type="dxa"/>
+            <w:tcW w:w="1497" w:type="dxa"/>
           </w:tcPr>
           <w:p>
             <w:r>
@@ -1743,7 +1743,7 @@
       <w:tr>
         <w:tc>
           <w:tcPr>
-            <w:tcW w:w="364" w:type="dxa"/>
+            <w:tcW w:w="433" w:type="dxa"/>
           </w:tcPr>
           <w:p>
             <w:r>
@@ -1753,7 +1753,7 @@
         </w:tc>
         <w:tc>
           <w:tcPr>
-            <w:tcW w:w="769" w:type="dxa"/>
+            <w:tcW w:w="1021" w:type="dxa"/>
           </w:tcPr>
           <w:p>
             <w:r>
@@ -1763,7 +1763,7 @@
         </w:tc>
         <w:tc>
           <w:tcPr>
-            <w:tcW w:w="904" w:type="dxa"/>
+            <w:tcW w:w="1217" w:type="dxa"/>
           </w:tcPr>
           <w:p>
             <w:r>
@@ -1773,32 +1773,27 @@
         </w:tc>
         <w:tc>
           <w:tcPr>
-            <w:tcW w:w="904" w:type="dxa"/>
-          </w:tcPr>
-          <w:p>
-            <w:r>
-              <w:t xml:space="preserve">Muhammad Amjad </w:t>
-            </w:r>
-            <w:r>
-              <w:lastRenderedPageBreak/>
-              <w:t>Awan</w:t>
-            </w:r>
-          </w:p>
-        </w:tc>
-        <w:tc>
-          <w:tcPr>
-            <w:tcW w:w="727" w:type="dxa"/>
-          </w:tcPr>
-          <w:p>
-            <w:r>
-              <w:lastRenderedPageBreak/>
+            <w:tcW w:w="1217" w:type="dxa"/>
+          </w:tcPr>
+          <w:p>
+            <w:r>
+              <w:t>Muhammad Amjad Awan</w:t>
+            </w:r>
+          </w:p>
+        </w:tc>
+        <w:tc>
+          <w:tcPr>
+            <w:tcW w:w="960" w:type="dxa"/>
+          </w:tcPr>
+          <w:p>
+            <w:r>
               <w:t>18110-D</w:t>
             </w:r>
           </w:p>
         </w:tc>
         <w:tc>
           <w:tcPr>
-            <w:tcW w:w="659" w:type="dxa"/>
+            <w:tcW w:w="861" w:type="dxa"/>
           </w:tcPr>
           <w:p>
             <w:r>
@@ -1808,7 +1803,7 @@
         </w:tc>
         <w:tc>
           <w:tcPr>
-            <w:tcW w:w="839" w:type="dxa"/>
+            <w:tcW w:w="1123" w:type="dxa"/>
           </w:tcPr>
           <w:p>
             <w:r>
@@ -1818,7 +1813,7 @@
         </w:tc>
         <w:tc>
           <w:tcPr>
-            <w:tcW w:w="746" w:type="dxa"/>
+            <w:tcW w:w="988" w:type="dxa"/>
           </w:tcPr>
           <w:p>
             <w:r>
@@ -1828,7 +1823,7 @@
         </w:tc>
         <w:tc>
           <w:tcPr>
-            <w:tcW w:w="578" w:type="dxa"/>
+            <w:tcW w:w="742" w:type="dxa"/>
           </w:tcPr>
           <w:p>
             <w:r>
@@ -1838,7 +1833,7 @@
         </w:tc>
         <w:tc>
           <w:tcPr>
-            <w:tcW w:w="857" w:type="dxa"/>
+            <w:tcW w:w="1150" w:type="dxa"/>
           </w:tcPr>
           <w:p>
             <w:r>
@@ -1848,7 +1843,7 @@
         </w:tc>
         <w:tc>
           <w:tcPr>
-            <w:tcW w:w="743" w:type="dxa"/>
+            <w:tcW w:w="983" w:type="dxa"/>
           </w:tcPr>
           <w:p>
             <w:r>
@@ -1858,7 +1853,7 @@
         </w:tc>
         <w:tc>
           <w:tcPr>
-            <w:tcW w:w="719" w:type="dxa"/>
+            <w:tcW w:w="948" w:type="dxa"/>
           </w:tcPr>
           <w:p>
             <w:r>
@@ -1868,7 +1863,7 @@
         </w:tc>
         <w:tc>
           <w:tcPr>
-            <w:tcW w:w="236" w:type="dxa"/>
+            <w:tcW w:w="1497" w:type="dxa"/>
           </w:tcPr>
           <w:p>
             <w:r>
@@ -1880,7 +1875,7 @@
       <w:tr>
         <w:tc>
           <w:tcPr>
-            <w:tcW w:w="364" w:type="dxa"/>
+            <w:tcW w:w="433" w:type="dxa"/>
           </w:tcPr>
           <w:p>
             <w:r>
@@ -1890,7 +1885,7 @@
         </w:tc>
         <w:tc>
           <w:tcPr>
-            <w:tcW w:w="769" w:type="dxa"/>
+            <w:tcW w:w="1021" w:type="dxa"/>
           </w:tcPr>
           <w:p>
             <w:r>
@@ -1900,7 +1895,7 @@
         </w:tc>
         <w:tc>
           <w:tcPr>
-            <w:tcW w:w="904" w:type="dxa"/>
+            <w:tcW w:w="1217" w:type="dxa"/>
           </w:tcPr>
           <w:p>
             <w:r>
@@ -1910,7 +1905,7 @@
         </w:tc>
         <w:tc>
           <w:tcPr>
-            <w:tcW w:w="904" w:type="dxa"/>
+            <w:tcW w:w="1217" w:type="dxa"/>
           </w:tcPr>
           <w:p>
             <w:r>
@@ -1920,7 +1915,7 @@
         </w:tc>
         <w:tc>
           <w:tcPr>
-            <w:tcW w:w="727" w:type="dxa"/>
+            <w:tcW w:w="960" w:type="dxa"/>
           </w:tcPr>
           <w:p>
             <w:r>
@@ -1930,7 +1925,7 @@
         </w:tc>
         <w:tc>
           <w:tcPr>
-            <w:tcW w:w="659" w:type="dxa"/>
+            <w:tcW w:w="861" w:type="dxa"/>
           </w:tcPr>
           <w:p>
             <w:r>
@@ -1940,7 +1935,7 @@
         </w:tc>
         <w:tc>
           <w:tcPr>
-            <w:tcW w:w="839" w:type="dxa"/>
+            <w:tcW w:w="1123" w:type="dxa"/>
           </w:tcPr>
           <w:p>
             <w:r>
@@ -1950,7 +1945,7 @@
         </w:tc>
         <w:tc>
           <w:tcPr>
-            <w:tcW w:w="746" w:type="dxa"/>
+            <w:tcW w:w="988" w:type="dxa"/>
           </w:tcPr>
           <w:p>
             <w:r>
@@ -1960,7 +1955,7 @@
         </w:tc>
         <w:tc>
           <w:tcPr>
-            <w:tcW w:w="578" w:type="dxa"/>
+            <w:tcW w:w="742" w:type="dxa"/>
           </w:tcPr>
           <w:p>
             <w:r>
@@ -1970,7 +1965,7 @@
         </w:tc>
         <w:tc>
           <w:tcPr>
-            <w:tcW w:w="857" w:type="dxa"/>
+            <w:tcW w:w="1150" w:type="dxa"/>
           </w:tcPr>
           <w:p>
             <w:r>
@@ -1980,7 +1975,7 @@
         </w:tc>
         <w:tc>
           <w:tcPr>
-            <w:tcW w:w="743" w:type="dxa"/>
+            <w:tcW w:w="983" w:type="dxa"/>
           </w:tcPr>
           <w:p>
             <w:r>
@@ -1990,7 +1985,7 @@
         </w:tc>
         <w:tc>
           <w:tcPr>
-            <w:tcW w:w="719" w:type="dxa"/>
+            <w:tcW w:w="948" w:type="dxa"/>
           </w:tcPr>
           <w:p>
             <w:r>
@@ -2000,7 +1995,7 @@
         </w:tc>
         <w:tc>
           <w:tcPr>
-            <w:tcW w:w="236" w:type="dxa"/>
+            <w:tcW w:w="1497" w:type="dxa"/>
           </w:tcPr>
           <w:p>
             <w:r>
@@ -2012,7 +2007,7 @@
       <w:tr>
         <w:tc>
           <w:tcPr>
-            <w:tcW w:w="364" w:type="dxa"/>
+            <w:tcW w:w="433" w:type="dxa"/>
           </w:tcPr>
           <w:p>
             <w:r>
@@ -2022,7 +2017,7 @@
         </w:tc>
         <w:tc>
           <w:tcPr>
-            <w:tcW w:w="769" w:type="dxa"/>
+            <w:tcW w:w="1021" w:type="dxa"/>
           </w:tcPr>
           <w:p>
             <w:r>
@@ -2032,7 +2027,7 @@
         </w:tc>
         <w:tc>
           <w:tcPr>
-            <w:tcW w:w="904" w:type="dxa"/>
+            <w:tcW w:w="1217" w:type="dxa"/>
           </w:tcPr>
           <w:p>
             <w:r>
@@ -2042,7 +2037,7 @@
         </w:tc>
         <w:tc>
           <w:tcPr>
-            <w:tcW w:w="904" w:type="dxa"/>
+            <w:tcW w:w="1217" w:type="dxa"/>
           </w:tcPr>
           <w:p>
             <w:r>
@@ -2052,7 +2047,7 @@
         </w:tc>
         <w:tc>
           <w:tcPr>
-            <w:tcW w:w="727" w:type="dxa"/>
+            <w:tcW w:w="960" w:type="dxa"/>
           </w:tcPr>
           <w:p>
             <w:r>
@@ -2062,7 +2057,7 @@
         </w:tc>
         <w:tc>
           <w:tcPr>
-            <w:tcW w:w="659" w:type="dxa"/>
+            <w:tcW w:w="861" w:type="dxa"/>
           </w:tcPr>
           <w:p>
             <w:r>
@@ -2072,7 +2067,7 @@
         </w:tc>
         <w:tc>
           <w:tcPr>
-            <w:tcW w:w="839" w:type="dxa"/>
+            <w:tcW w:w="1123" w:type="dxa"/>
           </w:tcPr>
           <w:p>
             <w:r>
@@ -2082,7 +2077,7 @@
         </w:tc>
         <w:tc>
           <w:tcPr>
-            <w:tcW w:w="746" w:type="dxa"/>
+            <w:tcW w:w="988" w:type="dxa"/>
           </w:tcPr>
           <w:p>
             <w:r>
@@ -2092,7 +2087,7 @@
         </w:tc>
         <w:tc>
           <w:tcPr>
-            <w:tcW w:w="578" w:type="dxa"/>
+            <w:tcW w:w="742" w:type="dxa"/>
           </w:tcPr>
           <w:p>
             <w:r>
@@ -2102,7 +2097,7 @@
         </w:tc>
         <w:tc>
           <w:tcPr>
-            <w:tcW w:w="857" w:type="dxa"/>
+            <w:tcW w:w="1150" w:type="dxa"/>
           </w:tcPr>
           <w:p>
             <w:r>
@@ -2112,7 +2107,7 @@
         </w:tc>
         <w:tc>
           <w:tcPr>
-            <w:tcW w:w="743" w:type="dxa"/>
+            <w:tcW w:w="983" w:type="dxa"/>
           </w:tcPr>
           <w:p>
             <w:r>
@@ -2122,7 +2117,7 @@
         </w:tc>
         <w:tc>
           <w:tcPr>
-            <w:tcW w:w="719" w:type="dxa"/>
+            <w:tcW w:w="948" w:type="dxa"/>
           </w:tcPr>
           <w:p>
             <w:r>
@@ -2132,7 +2127,7 @@
         </w:tc>
         <w:tc>
           <w:tcPr>
-            <w:tcW w:w="236" w:type="dxa"/>
+            <w:tcW w:w="1497" w:type="dxa"/>
           </w:tcPr>
           <w:p>
             <w:r>
@@ -2144,7 +2139,7 @@
       <w:tr>
         <w:tc>
           <w:tcPr>
-            <w:tcW w:w="364" w:type="dxa"/>
+            <w:tcW w:w="433" w:type="dxa"/>
           </w:tcPr>
           <w:p>
             <w:r>
@@ -2154,7 +2149,7 @@
         </w:tc>
         <w:tc>
           <w:tcPr>
-            <w:tcW w:w="769" w:type="dxa"/>
+            <w:tcW w:w="1021" w:type="dxa"/>
           </w:tcPr>
           <w:p>
             <w:r>
@@ -2164,7 +2159,7 @@
         </w:tc>
         <w:tc>
           <w:tcPr>
-            <w:tcW w:w="904" w:type="dxa"/>
+            <w:tcW w:w="1217" w:type="dxa"/>
           </w:tcPr>
           <w:p>
             <w:r>
@@ -2174,7 +2169,7 @@
         </w:tc>
         <w:tc>
           <w:tcPr>
-            <w:tcW w:w="904" w:type="dxa"/>
+            <w:tcW w:w="1217" w:type="dxa"/>
           </w:tcPr>
           <w:p>
             <w:r>
@@ -2184,7 +2179,7 @@
         </w:tc>
         <w:tc>
           <w:tcPr>
-            <w:tcW w:w="727" w:type="dxa"/>
+            <w:tcW w:w="960" w:type="dxa"/>
           </w:tcPr>
           <w:p>
             <w:r>
@@ -2194,7 +2189,7 @@
         </w:tc>
         <w:tc>
           <w:tcPr>
-            <w:tcW w:w="659" w:type="dxa"/>
+            <w:tcW w:w="861" w:type="dxa"/>
           </w:tcPr>
           <w:p>
             <w:r>
@@ -2204,7 +2199,7 @@
         </w:tc>
         <w:tc>
           <w:tcPr>
-            <w:tcW w:w="839" w:type="dxa"/>
+            <w:tcW w:w="1123" w:type="dxa"/>
           </w:tcPr>
           <w:p>
             <w:r>
@@ -2214,7 +2209,7 @@
         </w:tc>
         <w:tc>
           <w:tcPr>
-            <w:tcW w:w="746" w:type="dxa"/>
+            <w:tcW w:w="988" w:type="dxa"/>
           </w:tcPr>
           <w:p>
             <w:r>
@@ -2224,7 +2219,7 @@
         </w:tc>
         <w:tc>
           <w:tcPr>
-            <w:tcW w:w="578" w:type="dxa"/>
+            <w:tcW w:w="742" w:type="dxa"/>
           </w:tcPr>
           <w:p>
             <w:r>
@@ -2234,7 +2229,7 @@
         </w:tc>
         <w:tc>
           <w:tcPr>
-            <w:tcW w:w="857" w:type="dxa"/>
+            <w:tcW w:w="1150" w:type="dxa"/>
           </w:tcPr>
           <w:p>
             <w:r>
@@ -2244,7 +2239,7 @@
         </w:tc>
         <w:tc>
           <w:tcPr>
-            <w:tcW w:w="743" w:type="dxa"/>
+            <w:tcW w:w="983" w:type="dxa"/>
           </w:tcPr>
           <w:p>
             <w:r>
@@ -2254,7 +2249,7 @@
         </w:tc>
         <w:tc>
           <w:tcPr>
-            <w:tcW w:w="719" w:type="dxa"/>
+            <w:tcW w:w="948" w:type="dxa"/>
           </w:tcPr>
           <w:p>
             <w:r>
@@ -2264,7 +2259,7 @@
         </w:tc>
         <w:tc>
           <w:tcPr>
-            <w:tcW w:w="236" w:type="dxa"/>
+            <w:tcW w:w="1497" w:type="dxa"/>
           </w:tcPr>
           <w:p>
             <w:r>
@@ -2276,7 +2271,7 @@
       <w:tr>
         <w:tc>
           <w:tcPr>
-            <w:tcW w:w="364" w:type="dxa"/>
+            <w:tcW w:w="433" w:type="dxa"/>
           </w:tcPr>
           <w:p>
             <w:r>
@@ -2286,7 +2281,7 @@
         </w:tc>
         <w:tc>
           <w:tcPr>
-            <w:tcW w:w="769" w:type="dxa"/>
+            <w:tcW w:w="1021" w:type="dxa"/>
           </w:tcPr>
           <w:p>
             <w:r>
@@ -2296,7 +2291,7 @@
         </w:tc>
         <w:tc>
           <w:tcPr>
-            <w:tcW w:w="904" w:type="dxa"/>
+            <w:tcW w:w="1217" w:type="dxa"/>
           </w:tcPr>
           <w:p>
             <w:r>
@@ -2306,7 +2301,7 @@
         </w:tc>
         <w:tc>
           <w:tcPr>
-            <w:tcW w:w="904" w:type="dxa"/>
+            <w:tcW w:w="1217" w:type="dxa"/>
           </w:tcPr>
           <w:p>
             <w:r>
@@ -2316,7 +2311,7 @@
         </w:tc>
         <w:tc>
           <w:tcPr>
-            <w:tcW w:w="727" w:type="dxa"/>
+            <w:tcW w:w="960" w:type="dxa"/>
           </w:tcPr>
           <w:p>
             <w:r>
@@ -2326,7 +2321,7 @@
         </w:tc>
         <w:tc>
           <w:tcPr>
-            <w:tcW w:w="659" w:type="dxa"/>
+            <w:tcW w:w="861" w:type="dxa"/>
           </w:tcPr>
           <w:p>
             <w:r>
@@ -2336,7 +2331,7 @@
         </w:tc>
         <w:tc>
           <w:tcPr>
-            <w:tcW w:w="839" w:type="dxa"/>
+            <w:tcW w:w="1123" w:type="dxa"/>
           </w:tcPr>
           <w:p>
             <w:r>
@@ -2346,7 +2341,7 @@
         </w:tc>
         <w:tc>
           <w:tcPr>
-            <w:tcW w:w="746" w:type="dxa"/>
+            <w:tcW w:w="988" w:type="dxa"/>
           </w:tcPr>
           <w:p>
             <w:r>
@@ -2356,7 +2351,7 @@
         </w:tc>
         <w:tc>
           <w:tcPr>
-            <w:tcW w:w="578" w:type="dxa"/>
+            <w:tcW w:w="742" w:type="dxa"/>
           </w:tcPr>
           <w:p>
             <w:r>
@@ -2366,7 +2361,7 @@
         </w:tc>
         <w:tc>
           <w:tcPr>
-            <w:tcW w:w="857" w:type="dxa"/>
+            <w:tcW w:w="1150" w:type="dxa"/>
           </w:tcPr>
           <w:p>
             <w:r>
@@ -2376,7 +2371,7 @@
         </w:tc>
         <w:tc>
           <w:tcPr>
-            <w:tcW w:w="743" w:type="dxa"/>
+            <w:tcW w:w="983" w:type="dxa"/>
           </w:tcPr>
           <w:p>
             <w:r>
@@ -2386,7 +2381,7 @@
         </w:tc>
         <w:tc>
           <w:tcPr>
-            <w:tcW w:w="719" w:type="dxa"/>
+            <w:tcW w:w="948" w:type="dxa"/>
           </w:tcPr>
           <w:p>
             <w:r>
@@ -2396,7 +2391,7 @@
         </w:tc>
         <w:tc>
           <w:tcPr>
-            <w:tcW w:w="236" w:type="dxa"/>
+            <w:tcW w:w="1497" w:type="dxa"/>
           </w:tcPr>
           <w:p>
             <w:r>
@@ -2408,7 +2403,7 @@
       <w:tr>
         <w:tc>
           <w:tcPr>
-            <w:tcW w:w="364" w:type="dxa"/>
+            <w:tcW w:w="433" w:type="dxa"/>
           </w:tcPr>
           <w:p>
             <w:r>
@@ -2418,7 +2413,7 @@
         </w:tc>
         <w:tc>
           <w:tcPr>
-            <w:tcW w:w="769" w:type="dxa"/>
+            <w:tcW w:w="1021" w:type="dxa"/>
           </w:tcPr>
           <w:p>
             <w:r>
@@ -2428,7 +2423,7 @@
         </w:tc>
         <w:tc>
           <w:tcPr>
-            <w:tcW w:w="904" w:type="dxa"/>
+            <w:tcW w:w="1217" w:type="dxa"/>
           </w:tcPr>
           <w:p>
             <w:r>
@@ -2438,7 +2433,7 @@
         </w:tc>
         <w:tc>
           <w:tcPr>
-            <w:tcW w:w="904" w:type="dxa"/>
+            <w:tcW w:w="1217" w:type="dxa"/>
           </w:tcPr>
           <w:p>
             <w:r>
@@ -2448,7 +2443,7 @@
         </w:tc>
         <w:tc>
           <w:tcPr>
-            <w:tcW w:w="727" w:type="dxa"/>
+            <w:tcW w:w="960" w:type="dxa"/>
           </w:tcPr>
           <w:p>
             <w:r>
@@ -2458,7 +2453,7 @@
         </w:tc>
         <w:tc>
           <w:tcPr>
-            <w:tcW w:w="659" w:type="dxa"/>
+            <w:tcW w:w="861" w:type="dxa"/>
           </w:tcPr>
           <w:p>
             <w:r>
@@ -2468,7 +2463,7 @@
         </w:tc>
         <w:tc>
           <w:tcPr>
-            <w:tcW w:w="839" w:type="dxa"/>
+            <w:tcW w:w="1123" w:type="dxa"/>
           </w:tcPr>
           <w:p>
             <w:r>
@@ -2478,7 +2473,7 @@
         </w:tc>
         <w:tc>
           <w:tcPr>
-            <w:tcW w:w="746" w:type="dxa"/>
+            <w:tcW w:w="988" w:type="dxa"/>
           </w:tcPr>
           <w:p>
             <w:r>
@@ -2488,7 +2483,7 @@
         </w:tc>
         <w:tc>
           <w:tcPr>
-            <w:tcW w:w="578" w:type="dxa"/>
+            <w:tcW w:w="742" w:type="dxa"/>
           </w:tcPr>
           <w:p>
             <w:r>
@@ -2498,7 +2493,7 @@
         </w:tc>
         <w:tc>
           <w:tcPr>
-            <w:tcW w:w="857" w:type="dxa"/>
+            <w:tcW w:w="1150" w:type="dxa"/>
           </w:tcPr>
           <w:p>
             <w:r>
@@ -2508,7 +2503,7 @@
         </w:tc>
         <w:tc>
           <w:tcPr>
-            <w:tcW w:w="743" w:type="dxa"/>
+            <w:tcW w:w="983" w:type="dxa"/>
           </w:tcPr>
           <w:p>
             <w:r>
@@ -2518,7 +2513,7 @@
         </w:tc>
         <w:tc>
           <w:tcPr>
-            <w:tcW w:w="719" w:type="dxa"/>
+            <w:tcW w:w="948" w:type="dxa"/>
           </w:tcPr>
           <w:p>
             <w:r>
@@ -2528,7 +2523,7 @@
         </w:tc>
         <w:tc>
           <w:tcPr>
-            <w:tcW w:w="236" w:type="dxa"/>
+            <w:tcW w:w="1497" w:type="dxa"/>
           </w:tcPr>
           <w:p>
             <w:r>
@@ -2540,7 +2535,7 @@
       <w:tr>
         <w:tc>
           <w:tcPr>
-            <w:tcW w:w="364" w:type="dxa"/>
+            <w:tcW w:w="433" w:type="dxa"/>
           </w:tcPr>
           <w:p>
             <w:r>
@@ -2550,7 +2545,7 @@
         </w:tc>
         <w:tc>
           <w:tcPr>
-            <w:tcW w:w="769" w:type="dxa"/>
+            <w:tcW w:w="1021" w:type="dxa"/>
           </w:tcPr>
           <w:p>
             <w:r>
@@ -2560,7 +2555,7 @@
         </w:tc>
         <w:tc>
           <w:tcPr>
-            <w:tcW w:w="904" w:type="dxa"/>
+            <w:tcW w:w="1217" w:type="dxa"/>
           </w:tcPr>
           <w:p>
             <w:r>
@@ -2570,7 +2565,7 @@
         </w:tc>
         <w:tc>
           <w:tcPr>
-            <w:tcW w:w="904" w:type="dxa"/>
+            <w:tcW w:w="1217" w:type="dxa"/>
           </w:tcPr>
           <w:p>
             <w:r>
@@ -2580,7 +2575,7 @@
         </w:tc>
         <w:tc>
           <w:tcPr>
-            <w:tcW w:w="727" w:type="dxa"/>
+            <w:tcW w:w="960" w:type="dxa"/>
           </w:tcPr>
           <w:p>
             <w:r>
@@ -2590,7 +2585,7 @@
         </w:tc>
         <w:tc>
           <w:tcPr>
-            <w:tcW w:w="659" w:type="dxa"/>
+            <w:tcW w:w="861" w:type="dxa"/>
           </w:tcPr>
           <w:p>
             <w:r>
@@ -2600,7 +2595,7 @@
         </w:tc>
         <w:tc>
           <w:tcPr>
-            <w:tcW w:w="839" w:type="dxa"/>
+            <w:tcW w:w="1123" w:type="dxa"/>
           </w:tcPr>
           <w:p>
             <w:r>
@@ -2610,7 +2605,7 @@
         </w:tc>
         <w:tc>
           <w:tcPr>
-            <w:tcW w:w="746" w:type="dxa"/>
+            <w:tcW w:w="988" w:type="dxa"/>
           </w:tcPr>
           <w:p>
             <w:r>
@@ -2620,7 +2615,7 @@
         </w:tc>
         <w:tc>
           <w:tcPr>
-            <w:tcW w:w="578" w:type="dxa"/>
+            <w:tcW w:w="742" w:type="dxa"/>
           </w:tcPr>
           <w:p>
             <w:r>
@@ -2630,7 +2625,7 @@
         </w:tc>
         <w:tc>
           <w:tcPr>
-            <w:tcW w:w="857" w:type="dxa"/>
+            <w:tcW w:w="1150" w:type="dxa"/>
           </w:tcPr>
           <w:p>
             <w:r>
@@ -2640,7 +2635,7 @@
         </w:tc>
         <w:tc>
           <w:tcPr>
-            <w:tcW w:w="743" w:type="dxa"/>
+            <w:tcW w:w="983" w:type="dxa"/>
           </w:tcPr>
           <w:p>
             <w:r>
@@ -2650,7 +2645,7 @@
         </w:tc>
         <w:tc>
           <w:tcPr>
-            <w:tcW w:w="719" w:type="dxa"/>
+            <w:tcW w:w="948" w:type="dxa"/>
           </w:tcPr>
           <w:p>
             <w:r>
@@ -2660,7 +2655,7 @@
         </w:tc>
         <w:tc>
           <w:tcPr>
-            <w:tcW w:w="236" w:type="dxa"/>
+            <w:tcW w:w="1497" w:type="dxa"/>
           </w:tcPr>
           <w:p>
             <w:r>
@@ -2672,7 +2667,7 @@
       <w:tr>
         <w:tc>
           <w:tcPr>
-            <w:tcW w:w="364" w:type="dxa"/>
+            <w:tcW w:w="433" w:type="dxa"/>
           </w:tcPr>
           <w:p>
             <w:r>
@@ -2682,7 +2677,7 @@
         </w:tc>
         <w:tc>
           <w:tcPr>
-            <w:tcW w:w="769" w:type="dxa"/>
+            <w:tcW w:w="1021" w:type="dxa"/>
           </w:tcPr>
           <w:p>
             <w:r>
@@ -2692,7 +2687,7 @@
         </w:tc>
         <w:tc>
           <w:tcPr>
-            <w:tcW w:w="904" w:type="dxa"/>
+            <w:tcW w:w="1217" w:type="dxa"/>
           </w:tcPr>
           <w:p>
             <w:r>
@@ -2702,7 +2697,7 @@
         </w:tc>
         <w:tc>
           <w:tcPr>
-            <w:tcW w:w="904" w:type="dxa"/>
+            <w:tcW w:w="1217" w:type="dxa"/>
           </w:tcPr>
           <w:p>
             <w:r>
@@ -2712,7 +2707,7 @@
         </w:tc>
         <w:tc>
           <w:tcPr>
-            <w:tcW w:w="727" w:type="dxa"/>
+            <w:tcW w:w="960" w:type="dxa"/>
           </w:tcPr>
           <w:p>
             <w:r>
@@ -2722,7 +2717,7 @@
         </w:tc>
         <w:tc>
           <w:tcPr>
-            <w:tcW w:w="659" w:type="dxa"/>
+            <w:tcW w:w="861" w:type="dxa"/>
           </w:tcPr>
           <w:p>
             <w:r>
@@ -2732,7 +2727,7 @@
         </w:tc>
         <w:tc>
           <w:tcPr>
-            <w:tcW w:w="839" w:type="dxa"/>
+            <w:tcW w:w="1123" w:type="dxa"/>
           </w:tcPr>
           <w:p>
             <w:r>
@@ -2742,7 +2737,7 @@
         </w:tc>
         <w:tc>
           <w:tcPr>
-            <w:tcW w:w="746" w:type="dxa"/>
+            <w:tcW w:w="988" w:type="dxa"/>
           </w:tcPr>
           <w:p>
             <w:r>
@@ -2752,7 +2747,7 @@
         </w:tc>
         <w:tc>
           <w:tcPr>
-            <w:tcW w:w="578" w:type="dxa"/>
+            <w:tcW w:w="742" w:type="dxa"/>
           </w:tcPr>
           <w:p>
             <w:r>
@@ -2762,7 +2757,7 @@
         </w:tc>
         <w:tc>
           <w:tcPr>
-            <w:tcW w:w="857" w:type="dxa"/>
+            <w:tcW w:w="1150" w:type="dxa"/>
           </w:tcPr>
           <w:p>
             <w:r>
@@ -2772,7 +2767,7 @@
         </w:tc>
         <w:tc>
           <w:tcPr>
-            <w:tcW w:w="743" w:type="dxa"/>
+            <w:tcW w:w="983" w:type="dxa"/>
           </w:tcPr>
           <w:p>
             <w:r>
@@ -2782,7 +2777,7 @@
         </w:tc>
         <w:tc>
           <w:tcPr>
-            <w:tcW w:w="719" w:type="dxa"/>
+            <w:tcW w:w="948" w:type="dxa"/>
           </w:tcPr>
           <w:p>
             <w:r>
@@ -2792,7 +2787,7 @@
         </w:tc>
         <w:tc>
           <w:tcPr>
-            <w:tcW w:w="236" w:type="dxa"/>
+            <w:tcW w:w="1497" w:type="dxa"/>
           </w:tcPr>
           <w:p>
             <w:r>
@@ -2804,7 +2799,7 @@
       <w:tr>
         <w:tc>
           <w:tcPr>
-            <w:tcW w:w="364" w:type="dxa"/>
+            <w:tcW w:w="433" w:type="dxa"/>
           </w:tcPr>
           <w:p>
             <w:r>
@@ -2814,7 +2809,7 @@
         </w:tc>
         <w:tc>
           <w:tcPr>
-            <w:tcW w:w="769" w:type="dxa"/>
+            <w:tcW w:w="1021" w:type="dxa"/>
           </w:tcPr>
           <w:p>
             <w:r>
@@ -2824,7 +2819,7 @@
         </w:tc>
         <w:tc>
           <w:tcPr>
-            <w:tcW w:w="904" w:type="dxa"/>
+            <w:tcW w:w="1217" w:type="dxa"/>
           </w:tcPr>
           <w:p>
             <w:r>
@@ -2834,7 +2829,7 @@
         </w:tc>
         <w:tc>
           <w:tcPr>
-            <w:tcW w:w="904" w:type="dxa"/>
+            <w:tcW w:w="1217" w:type="dxa"/>
           </w:tcPr>
           <w:p>
             <w:r>
@@ -2844,7 +2839,7 @@
         </w:tc>
         <w:tc>
           <w:tcPr>
-            <w:tcW w:w="727" w:type="dxa"/>
+            <w:tcW w:w="960" w:type="dxa"/>
           </w:tcPr>
           <w:p>
             <w:r>
@@ -2854,7 +2849,7 @@
         </w:tc>
         <w:tc>
           <w:tcPr>
-            <w:tcW w:w="659" w:type="dxa"/>
+            <w:tcW w:w="861" w:type="dxa"/>
           </w:tcPr>
           <w:p>
             <w:r>
@@ -2864,7 +2859,7 @@
         </w:tc>
         <w:tc>
           <w:tcPr>
-            <w:tcW w:w="839" w:type="dxa"/>
+            <w:tcW w:w="1123" w:type="dxa"/>
           </w:tcPr>
           <w:p>
             <w:r>
@@ -2874,7 +2869,7 @@
         </w:tc>
         <w:tc>
           <w:tcPr>
-            <w:tcW w:w="746" w:type="dxa"/>
+            <w:tcW w:w="988" w:type="dxa"/>
           </w:tcPr>
           <w:p>
             <w:r>
@@ -2884,7 +2879,7 @@
         </w:tc>
         <w:tc>
           <w:tcPr>
-            <w:tcW w:w="578" w:type="dxa"/>
+            <w:tcW w:w="742" w:type="dxa"/>
           </w:tcPr>
           <w:p>
             <w:r>
@@ -2894,7 +2889,7 @@
         </w:tc>
         <w:tc>
           <w:tcPr>
-            <w:tcW w:w="857" w:type="dxa"/>
+            <w:tcW w:w="1150" w:type="dxa"/>
           </w:tcPr>
           <w:p>
             <w:r>
@@ -2904,7 +2899,7 @@
         </w:tc>
         <w:tc>
           <w:tcPr>
-            <w:tcW w:w="743" w:type="dxa"/>
+            <w:tcW w:w="983" w:type="dxa"/>
           </w:tcPr>
           <w:p>
             <w:r>
@@ -2914,7 +2909,7 @@
         </w:tc>
         <w:tc>
           <w:tcPr>
-            <w:tcW w:w="719" w:type="dxa"/>
+            <w:tcW w:w="948" w:type="dxa"/>
           </w:tcPr>
           <w:p>
             <w:r>
@@ -2924,7 +2919,7 @@
         </w:tc>
         <w:tc>
           <w:tcPr>
-            <w:tcW w:w="236" w:type="dxa"/>
+            <w:tcW w:w="1497" w:type="dxa"/>
           </w:tcPr>
           <w:p>
             <w:r>
@@ -2936,7 +2931,7 @@
       <w:tr>
         <w:tc>
           <w:tcPr>
-            <w:tcW w:w="364" w:type="dxa"/>
+            <w:tcW w:w="433" w:type="dxa"/>
           </w:tcPr>
           <w:p>
             <w:r>
@@ -2946,7 +2941,7 @@
         </w:tc>
         <w:tc>
           <w:tcPr>
-            <w:tcW w:w="769" w:type="dxa"/>
+            <w:tcW w:w="1021" w:type="dxa"/>
           </w:tcPr>
           <w:p>
             <w:r>
@@ -2956,7 +2951,7 @@
         </w:tc>
         <w:tc>
           <w:tcPr>
-            <w:tcW w:w="904" w:type="dxa"/>
+            <w:tcW w:w="1217" w:type="dxa"/>
           </w:tcPr>
           <w:p>
             <w:r>
@@ -2966,7 +2961,7 @@
         </w:tc>
         <w:tc>
           <w:tcPr>
-            <w:tcW w:w="904" w:type="dxa"/>
+            <w:tcW w:w="1217" w:type="dxa"/>
           </w:tcPr>
           <w:p>
             <w:r>
@@ -2976,7 +2971,7 @@
         </w:tc>
         <w:tc>
           <w:tcPr>
-            <w:tcW w:w="727" w:type="dxa"/>
+            <w:tcW w:w="960" w:type="dxa"/>
           </w:tcPr>
           <w:p>
             <w:r>
@@ -2986,7 +2981,7 @@
         </w:tc>
         <w:tc>
           <w:tcPr>
-            <w:tcW w:w="659" w:type="dxa"/>
+            <w:tcW w:w="861" w:type="dxa"/>
           </w:tcPr>
           <w:p>
             <w:r>
@@ -2996,7 +2991,7 @@
         </w:tc>
         <w:tc>
           <w:tcPr>
-            <w:tcW w:w="839" w:type="dxa"/>
+            <w:tcW w:w="1123" w:type="dxa"/>
           </w:tcPr>
           <w:p>
             <w:r>
@@ -3006,7 +3001,7 @@
         </w:tc>
         <w:tc>
           <w:tcPr>
-            <w:tcW w:w="746" w:type="dxa"/>
+            <w:tcW w:w="988" w:type="dxa"/>
           </w:tcPr>
           <w:p>
             <w:r>
@@ -3016,7 +3011,7 @@
         </w:tc>
         <w:tc>
           <w:tcPr>
-            <w:tcW w:w="578" w:type="dxa"/>
+            <w:tcW w:w="742" w:type="dxa"/>
           </w:tcPr>
           <w:p>
             <w:r>
@@ -3026,7 +3021,7 @@
         </w:tc>
         <w:tc>
           <w:tcPr>
-            <w:tcW w:w="857" w:type="dxa"/>
+            <w:tcW w:w="1150" w:type="dxa"/>
           </w:tcPr>
           <w:p>
             <w:r>
@@ -3036,7 +3031,7 @@
         </w:tc>
         <w:tc>
           <w:tcPr>
-            <w:tcW w:w="743" w:type="dxa"/>
+            <w:tcW w:w="983" w:type="dxa"/>
           </w:tcPr>
           <w:p>
             <w:r>
@@ -3046,7 +3041,7 @@
         </w:tc>
         <w:tc>
           <w:tcPr>
-            <w:tcW w:w="719" w:type="dxa"/>
+            <w:tcW w:w="948" w:type="dxa"/>
           </w:tcPr>
           <w:p>
             <w:r>
@@ -3056,7 +3051,7 @@
         </w:tc>
         <w:tc>
           <w:tcPr>
-            <w:tcW w:w="236" w:type="dxa"/>
+            <w:tcW w:w="1497" w:type="dxa"/>
           </w:tcPr>
           <w:p>
             <w:r>
@@ -3068,7 +3063,7 @@
       <w:tr>
         <w:tc>
           <w:tcPr>
-            <w:tcW w:w="364" w:type="dxa"/>
+            <w:tcW w:w="433" w:type="dxa"/>
           </w:tcPr>
           <w:p>
             <w:r>
@@ -3078,7 +3073,7 @@
         </w:tc>
         <w:tc>
           <w:tcPr>
-            <w:tcW w:w="769" w:type="dxa"/>
+            <w:tcW w:w="1021" w:type="dxa"/>
           </w:tcPr>
           <w:p>
             <w:r>
@@ -3088,7 +3083,7 @@
         </w:tc>
         <w:tc>
           <w:tcPr>
-            <w:tcW w:w="904" w:type="dxa"/>
+            <w:tcW w:w="1217" w:type="dxa"/>
           </w:tcPr>
           <w:p>
             <w:r>
@@ -3098,7 +3093,7 @@
         </w:tc>
         <w:tc>
           <w:tcPr>
-            <w:tcW w:w="904" w:type="dxa"/>
+            <w:tcW w:w="1217" w:type="dxa"/>
           </w:tcPr>
           <w:p>
             <w:r>
@@ -3108,7 +3103,7 @@
         </w:tc>
         <w:tc>
           <w:tcPr>
-            <w:tcW w:w="727" w:type="dxa"/>
+            <w:tcW w:w="960" w:type="dxa"/>
           </w:tcPr>
           <w:p>
             <w:r>
@@ -3118,7 +3113,7 @@
         </w:tc>
         <w:tc>
           <w:tcPr>
-            <w:tcW w:w="659" w:type="dxa"/>
+            <w:tcW w:w="861" w:type="dxa"/>
           </w:tcPr>
           <w:p>
             <w:r>
@@ -3128,7 +3123,7 @@
         </w:tc>
         <w:tc>
           <w:tcPr>
-            <w:tcW w:w="839" w:type="dxa"/>
+            <w:tcW w:w="1123" w:type="dxa"/>
           </w:tcPr>
           <w:p>
             <w:r>
@@ -3138,7 +3133,7 @@
         </w:tc>
         <w:tc>
           <w:tcPr>
-            <w:tcW w:w="746" w:type="dxa"/>
+            <w:tcW w:w="988" w:type="dxa"/>
           </w:tcPr>
           <w:p>
             <w:r>
@@ -3148,7 +3143,7 @@
         </w:tc>
         <w:tc>
           <w:tcPr>
-            <w:tcW w:w="578" w:type="dxa"/>
+            <w:tcW w:w="742" w:type="dxa"/>
           </w:tcPr>
           <w:p>
             <w:r>
@@ -3158,7 +3153,7 @@
         </w:tc>
         <w:tc>
           <w:tcPr>
-            <w:tcW w:w="857" w:type="dxa"/>
+            <w:tcW w:w="1150" w:type="dxa"/>
           </w:tcPr>
           <w:p>
             <w:r>
@@ -3168,7 +3163,7 @@
         </w:tc>
         <w:tc>
           <w:tcPr>
-            <w:tcW w:w="743" w:type="dxa"/>
+            <w:tcW w:w="983" w:type="dxa"/>
           </w:tcPr>
           <w:p>
             <w:r>
@@ -3178,7 +3173,7 @@
         </w:tc>
         <w:tc>
           <w:tcPr>
-            <w:tcW w:w="719" w:type="dxa"/>
+            <w:tcW w:w="948" w:type="dxa"/>
           </w:tcPr>
           <w:p>
             <w:r>
@@ -3188,7 +3183,7 @@
         </w:tc>
         <w:tc>
           <w:tcPr>
-            <w:tcW w:w="236" w:type="dxa"/>
+            <w:tcW w:w="1497" w:type="dxa"/>
           </w:tcPr>
           <w:p>
             <w:r>
@@ -3200,7 +3195,7 @@
       <w:tr>
         <w:tc>
           <w:tcPr>
-            <w:tcW w:w="364" w:type="dxa"/>
+            <w:tcW w:w="433" w:type="dxa"/>
           </w:tcPr>
           <w:p>
             <w:r>
@@ -3210,7 +3205,7 @@
         </w:tc>
         <w:tc>
           <w:tcPr>
-            <w:tcW w:w="769" w:type="dxa"/>
+            <w:tcW w:w="1021" w:type="dxa"/>
           </w:tcPr>
           <w:p>
             <w:r>
@@ -3220,7 +3215,7 @@
         </w:tc>
         <w:tc>
           <w:tcPr>
-            <w:tcW w:w="904" w:type="dxa"/>
+            <w:tcW w:w="1217" w:type="dxa"/>
           </w:tcPr>
           <w:p>
             <w:r>
@@ -3230,7 +3225,7 @@
         </w:tc>
         <w:tc>
           <w:tcPr>
-            <w:tcW w:w="904" w:type="dxa"/>
+            <w:tcW w:w="1217" w:type="dxa"/>
           </w:tcPr>
           <w:p>
             <w:r>
@@ -3240,7 +3235,7 @@
         </w:tc>
         <w:tc>
           <w:tcPr>
-            <w:tcW w:w="727" w:type="dxa"/>
+            <w:tcW w:w="960" w:type="dxa"/>
           </w:tcPr>
           <w:p>
             <w:r>
@@ -3250,7 +3245,7 @@
         </w:tc>
         <w:tc>
           <w:tcPr>
-            <w:tcW w:w="659" w:type="dxa"/>
+            <w:tcW w:w="861" w:type="dxa"/>
           </w:tcPr>
           <w:p>
             <w:r>
@@ -3260,7 +3255,7 @@
         </w:tc>
         <w:tc>
           <w:tcPr>
-            <w:tcW w:w="839" w:type="dxa"/>
+            <w:tcW w:w="1123" w:type="dxa"/>
           </w:tcPr>
           <w:p>
             <w:r>
@@ -3270,7 +3265,7 @@
         </w:tc>
         <w:tc>
           <w:tcPr>
-            <w:tcW w:w="746" w:type="dxa"/>
+            <w:tcW w:w="988" w:type="dxa"/>
           </w:tcPr>
           <w:p>
             <w:r>
@@ -3280,7 +3275,7 @@
         </w:tc>
         <w:tc>
           <w:tcPr>
-            <w:tcW w:w="578" w:type="dxa"/>
+            <w:tcW w:w="742" w:type="dxa"/>
           </w:tcPr>
           <w:p>
             <w:r>
@@ -3290,7 +3285,7 @@
         </w:tc>
         <w:tc>
           <w:tcPr>
-            <w:tcW w:w="857" w:type="dxa"/>
+            <w:tcW w:w="1150" w:type="dxa"/>
           </w:tcPr>
           <w:p>
             <w:r>
@@ -3300,7 +3295,7 @@
         </w:tc>
         <w:tc>
           <w:tcPr>
-            <w:tcW w:w="743" w:type="dxa"/>
+            <w:tcW w:w="983" w:type="dxa"/>
           </w:tcPr>
           <w:p>
             <w:r>
@@ -3310,7 +3305,7 @@
         </w:tc>
         <w:tc>
           <w:tcPr>
-            <w:tcW w:w="719" w:type="dxa"/>
+            <w:tcW w:w="948" w:type="dxa"/>
           </w:tcPr>
           <w:p>
             <w:r>
@@ -3320,7 +3315,7 @@
         </w:tc>
         <w:tc>
           <w:tcPr>
-            <w:tcW w:w="236" w:type="dxa"/>
+            <w:tcW w:w="1497" w:type="dxa"/>
           </w:tcPr>
           <w:p>
             <w:r>
@@ -3332,7 +3327,7 @@
       <w:tr>
         <w:tc>
           <w:tcPr>
-            <w:tcW w:w="364" w:type="dxa"/>
+            <w:tcW w:w="433" w:type="dxa"/>
           </w:tcPr>
           <w:p>
             <w:r>
@@ -3342,7 +3337,7 @@
         </w:tc>
         <w:tc>
           <w:tcPr>
-            <w:tcW w:w="769" w:type="dxa"/>
+            <w:tcW w:w="1021" w:type="dxa"/>
           </w:tcPr>
           <w:p>
             <w:r>
@@ -3352,7 +3347,7 @@
         </w:tc>
         <w:tc>
           <w:tcPr>
-            <w:tcW w:w="904" w:type="dxa"/>
+            <w:tcW w:w="1217" w:type="dxa"/>
           </w:tcPr>
           <w:p>
             <w:r>
@@ -3362,7 +3357,7 @@
         </w:tc>
         <w:tc>
           <w:tcPr>
-            <w:tcW w:w="904" w:type="dxa"/>
+            <w:tcW w:w="1217" w:type="dxa"/>
           </w:tcPr>
           <w:p>
             <w:r>
@@ -3372,7 +3367,7 @@
         </w:tc>
         <w:tc>
           <w:tcPr>
-            <w:tcW w:w="727" w:type="dxa"/>
+            <w:tcW w:w="960" w:type="dxa"/>
           </w:tcPr>
           <w:p>
             <w:r>
@@ -3382,7 +3377,7 @@
         </w:tc>
         <w:tc>
           <w:tcPr>
-            <w:tcW w:w="659" w:type="dxa"/>
+            <w:tcW w:w="861" w:type="dxa"/>
           </w:tcPr>
           <w:p>
             <w:r>
@@ -3392,7 +3387,7 @@
         </w:tc>
         <w:tc>
           <w:tcPr>
-            <w:tcW w:w="839" w:type="dxa"/>
+            <w:tcW w:w="1123" w:type="dxa"/>
           </w:tcPr>
           <w:p>
             <w:r>
@@ -3402,7 +3397,7 @@
         </w:tc>
         <w:tc>
           <w:tcPr>
-            <w:tcW w:w="746" w:type="dxa"/>
+            <w:tcW w:w="988" w:type="dxa"/>
           </w:tcPr>
           <w:p>
             <w:r>
@@ -3412,7 +3407,7 @@
         </w:tc>
         <w:tc>
           <w:tcPr>
-            <w:tcW w:w="578" w:type="dxa"/>
+            <w:tcW w:w="742" w:type="dxa"/>
           </w:tcPr>
           <w:p>
             <w:r>
@@ -3422,7 +3417,7 @@
         </w:tc>
         <w:tc>
           <w:tcPr>
-            <w:tcW w:w="857" w:type="dxa"/>
+            <w:tcW w:w="1150" w:type="dxa"/>
           </w:tcPr>
           <w:p>
             <w:r>
@@ -3432,7 +3427,7 @@
         </w:tc>
         <w:tc>
           <w:tcPr>
-            <w:tcW w:w="743" w:type="dxa"/>
+            <w:tcW w:w="983" w:type="dxa"/>
           </w:tcPr>
           <w:p>
             <w:r>
@@ -3442,7 +3437,7 @@
         </w:tc>
         <w:tc>
           <w:tcPr>
-            <w:tcW w:w="719" w:type="dxa"/>
+            <w:tcW w:w="948" w:type="dxa"/>
           </w:tcPr>
           <w:p>
             <w:r>
@@ -3452,7 +3447,7 @@
         </w:tc>
         <w:tc>
           <w:tcPr>
-            <w:tcW w:w="236" w:type="dxa"/>
+            <w:tcW w:w="1497" w:type="dxa"/>
           </w:tcPr>
           <w:p>
             <w:r>
@@ -3464,7 +3459,7 @@
       <w:tr>
         <w:tc>
           <w:tcPr>
-            <w:tcW w:w="364" w:type="dxa"/>
+            <w:tcW w:w="433" w:type="dxa"/>
           </w:tcPr>
           <w:p>
             <w:r>
@@ -3474,7 +3469,7 @@
         </w:tc>
         <w:tc>
           <w:tcPr>
-            <w:tcW w:w="769" w:type="dxa"/>
+            <w:tcW w:w="1021" w:type="dxa"/>
           </w:tcPr>
           <w:p>
             <w:r>
@@ -3484,7 +3479,7 @@
         </w:tc>
         <w:tc>
           <w:tcPr>
-            <w:tcW w:w="904" w:type="dxa"/>
+            <w:tcW w:w="1217" w:type="dxa"/>
           </w:tcPr>
           <w:p>
             <w:r>
@@ -3494,7 +3489,7 @@
         </w:tc>
         <w:tc>
           <w:tcPr>
-            <w:tcW w:w="904" w:type="dxa"/>
+            <w:tcW w:w="1217" w:type="dxa"/>
           </w:tcPr>
           <w:p>
             <w:r>
@@ -3504,7 +3499,7 @@
         </w:tc>
         <w:tc>
           <w:tcPr>
-            <w:tcW w:w="727" w:type="dxa"/>
+            <w:tcW w:w="960" w:type="dxa"/>
           </w:tcPr>
           <w:p>
             <w:r>
@@ -3514,7 +3509,7 @@
         </w:tc>
         <w:tc>
           <w:tcPr>
-            <w:tcW w:w="659" w:type="dxa"/>
+            <w:tcW w:w="861" w:type="dxa"/>
           </w:tcPr>
           <w:p>
             <w:r>
@@ -3524,7 +3519,7 @@
         </w:tc>
         <w:tc>
           <w:tcPr>
-            <w:tcW w:w="839" w:type="dxa"/>
+            <w:tcW w:w="1123" w:type="dxa"/>
           </w:tcPr>
           <w:p>
             <w:r>
@@ -3534,7 +3529,7 @@
         </w:tc>
         <w:tc>
           <w:tcPr>
-            <w:tcW w:w="746" w:type="dxa"/>
+            <w:tcW w:w="988" w:type="dxa"/>
           </w:tcPr>
           <w:p>
             <w:r>
@@ -3544,7 +3539,7 @@
         </w:tc>
         <w:tc>
           <w:tcPr>
-            <w:tcW w:w="578" w:type="dxa"/>
+            <w:tcW w:w="742" w:type="dxa"/>
           </w:tcPr>
           <w:p>
             <w:r>
@@ -3554,7 +3549,7 @@
         </w:tc>
         <w:tc>
           <w:tcPr>
-            <w:tcW w:w="857" w:type="dxa"/>
+            <w:tcW w:w="1150" w:type="dxa"/>
           </w:tcPr>
           <w:p>
             <w:r>
@@ -3564,7 +3559,7 @@
         </w:tc>
         <w:tc>
           <w:tcPr>
-            <w:tcW w:w="743" w:type="dxa"/>
+            <w:tcW w:w="983" w:type="dxa"/>
           </w:tcPr>
           <w:p>
             <w:r>
@@ -3574,7 +3569,7 @@
         </w:tc>
         <w:tc>
           <w:tcPr>
-            <w:tcW w:w="719" w:type="dxa"/>
+            <w:tcW w:w="948" w:type="dxa"/>
           </w:tcPr>
           <w:p>
             <w:r>
@@ -3584,7 +3579,7 @@
         </w:tc>
         <w:tc>
           <w:tcPr>
-            <w:tcW w:w="236" w:type="dxa"/>
+            <w:tcW w:w="1497" w:type="dxa"/>
           </w:tcPr>
           <w:p>
             <w:r>
@@ -3596,7 +3591,7 @@
       <w:tr>
         <w:tc>
           <w:tcPr>
-            <w:tcW w:w="364" w:type="dxa"/>
+            <w:tcW w:w="433" w:type="dxa"/>
           </w:tcPr>
           <w:p>
             <w:r>
@@ -3606,7 +3601,7 @@
         </w:tc>
         <w:tc>
           <w:tcPr>
-            <w:tcW w:w="769" w:type="dxa"/>
+            <w:tcW w:w="1021" w:type="dxa"/>
           </w:tcPr>
           <w:p>
             <w:r>
@@ -3616,7 +3611,7 @@
         </w:tc>
         <w:tc>
           <w:tcPr>
-            <w:tcW w:w="904" w:type="dxa"/>
+            <w:tcW w:w="1217" w:type="dxa"/>
           </w:tcPr>
           <w:p>
             <w:r>
@@ -3626,7 +3621,7 @@
         </w:tc>
         <w:tc>
           <w:tcPr>
-            <w:tcW w:w="904" w:type="dxa"/>
+            <w:tcW w:w="1217" w:type="dxa"/>
           </w:tcPr>
           <w:p>
             <w:r>
@@ -3636,7 +3631,7 @@
         </w:tc>
         <w:tc>
           <w:tcPr>
-            <w:tcW w:w="727" w:type="dxa"/>
+            <w:tcW w:w="960" w:type="dxa"/>
           </w:tcPr>
           <w:p>
             <w:r>
@@ -3646,7 +3641,7 @@
         </w:tc>
         <w:tc>
           <w:tcPr>
-            <w:tcW w:w="659" w:type="dxa"/>
+            <w:tcW w:w="861" w:type="dxa"/>
           </w:tcPr>
           <w:p>
             <w:r>
@@ -3656,7 +3651,7 @@
         </w:tc>
         <w:tc>
           <w:tcPr>
-            <w:tcW w:w="839" w:type="dxa"/>
+            <w:tcW w:w="1123" w:type="dxa"/>
           </w:tcPr>
           <w:p>
             <w:r>
@@ -3666,7 +3661,7 @@
         </w:tc>
         <w:tc>
           <w:tcPr>
-            <w:tcW w:w="746" w:type="dxa"/>
+            <w:tcW w:w="988" w:type="dxa"/>
           </w:tcPr>
           <w:p>
             <w:r>
@@ -3676,7 +3671,7 @@
         </w:tc>
         <w:tc>
           <w:tcPr>
-            <w:tcW w:w="578" w:type="dxa"/>
+            <w:tcW w:w="742" w:type="dxa"/>
           </w:tcPr>
           <w:p>
             <w:r>
@@ -3686,7 +3681,7 @@
         </w:tc>
         <w:tc>
           <w:tcPr>
-            <w:tcW w:w="857" w:type="dxa"/>
+            <w:tcW w:w="1150" w:type="dxa"/>
           </w:tcPr>
           <w:p>
             <w:r>
@@ -3696,7 +3691,7 @@
         </w:tc>
         <w:tc>
           <w:tcPr>
-            <w:tcW w:w="743" w:type="dxa"/>
+            <w:tcW w:w="983" w:type="dxa"/>
           </w:tcPr>
           <w:p>
             <w:r>
@@ -3706,7 +3701,7 @@
         </w:tc>
         <w:tc>
           <w:tcPr>
-            <w:tcW w:w="719" w:type="dxa"/>
+            <w:tcW w:w="948" w:type="dxa"/>
           </w:tcPr>
           <w:p>
             <w:r>
@@ -3716,7 +3711,7 @@
         </w:tc>
         <w:tc>
           <w:tcPr>
-            <w:tcW w:w="236" w:type="dxa"/>
+            <w:tcW w:w="1497" w:type="dxa"/>
           </w:tcPr>
           <w:p>
             <w:r>
@@ -3728,58 +3723,67 @@
       <w:tr>
         <w:tc>
           <w:tcPr>
-            <w:tcW w:w="364" w:type="dxa"/>
-          </w:tcPr>
-          <w:p>
+            <w:tcW w:w="433" w:type="dxa"/>
+          </w:tcPr>
+          <w:p>
+            <w:r>
+              <w:t>28</w:t>
+            </w:r>
+          </w:p>
+        </w:tc>
+        <w:tc>
+          <w:tcPr>
+            <w:tcW w:w="1021" w:type="dxa"/>
+          </w:tcPr>
+          <w:p>
+            <w:r>
+              <w:t>2881</w:t>
+            </w:r>
+          </w:p>
+        </w:tc>
+        <w:tc>
+          <w:tcPr>
+            <w:tcW w:w="1217" w:type="dxa"/>
+          </w:tcPr>
+          <w:p>
+            <w:r>
+              <w:t xml:space="preserve">Aqsa </w:t>
+            </w:r>
             <w:r>
               <w:lastRenderedPageBreak/>
-              <w:t>28</w:t>
-            </w:r>
-          </w:p>
-        </w:tc>
-        <w:tc>
-          <w:tcPr>
-            <w:tcW w:w="769" w:type="dxa"/>
-          </w:tcPr>
-          <w:p>
-            <w:r>
-              <w:t>2881</w:t>
-            </w:r>
-          </w:p>
-        </w:tc>
-        <w:tc>
-          <w:tcPr>
-            <w:tcW w:w="904" w:type="dxa"/>
-          </w:tcPr>
-          <w:p>
-            <w:r>
-              <w:t>Aqsa Qamar</w:t>
-            </w:r>
-          </w:p>
-        </w:tc>
-        <w:tc>
-          <w:tcPr>
-            <w:tcW w:w="904" w:type="dxa"/>
-          </w:tcPr>
-          <w:p>
-            <w:r>
-              <w:t>Aftab Ahmad</w:t>
-            </w:r>
-          </w:p>
-        </w:tc>
-        <w:tc>
-          <w:tcPr>
-            <w:tcW w:w="727" w:type="dxa"/>
-          </w:tcPr>
-          <w:p>
-            <w:r>
+              <w:t>Qamar</w:t>
+            </w:r>
+          </w:p>
+        </w:tc>
+        <w:tc>
+          <w:tcPr>
+            <w:tcW w:w="1217" w:type="dxa"/>
+          </w:tcPr>
+          <w:p>
+            <w:r>
+              <w:lastRenderedPageBreak/>
+              <w:t xml:space="preserve">Aftab </w:t>
+            </w:r>
+            <w:r>
+              <w:lastRenderedPageBreak/>
+              <w:t>Ahmad</w:t>
+            </w:r>
+          </w:p>
+        </w:tc>
+        <w:tc>
+          <w:tcPr>
+            <w:tcW w:w="960" w:type="dxa"/>
+          </w:tcPr>
+          <w:p>
+            <w:r>
+              <w:lastRenderedPageBreak/>
               <w:t>21896-D</w:t>
             </w:r>
           </w:p>
         </w:tc>
         <w:tc>
           <w:tcPr>
-            <w:tcW w:w="659" w:type="dxa"/>
+            <w:tcW w:w="861" w:type="dxa"/>
           </w:tcPr>
           <w:p>
             <w:r>
@@ -3789,7 +3793,7 @@
         </w:tc>
         <w:tc>
           <w:tcPr>
-            <w:tcW w:w="839" w:type="dxa"/>
+            <w:tcW w:w="1123" w:type="dxa"/>
           </w:tcPr>
           <w:p>
             <w:r>
@@ -3799,7 +3803,7 @@
         </w:tc>
         <w:tc>
           <w:tcPr>
-            <w:tcW w:w="746" w:type="dxa"/>
+            <w:tcW w:w="988" w:type="dxa"/>
           </w:tcPr>
           <w:p>
             <w:r>
@@ -3809,7 +3813,7 @@
         </w:tc>
         <w:tc>
           <w:tcPr>
-            <w:tcW w:w="578" w:type="dxa"/>
+            <w:tcW w:w="742" w:type="dxa"/>
           </w:tcPr>
           <w:p>
             <w:r>
@@ -3819,7 +3823,7 @@
         </w:tc>
         <w:tc>
           <w:tcPr>
-            <w:tcW w:w="857" w:type="dxa"/>
+            <w:tcW w:w="1150" w:type="dxa"/>
           </w:tcPr>
           <w:p>
             <w:r>
@@ -3829,7 +3833,7 @@
         </w:tc>
         <w:tc>
           <w:tcPr>
-            <w:tcW w:w="743" w:type="dxa"/>
+            <w:tcW w:w="983" w:type="dxa"/>
           </w:tcPr>
           <w:p>
             <w:r>
@@ -3839,7 +3843,7 @@
         </w:tc>
         <w:tc>
           <w:tcPr>
-            <w:tcW w:w="719" w:type="dxa"/>
+            <w:tcW w:w="948" w:type="dxa"/>
           </w:tcPr>
           <w:p>
             <w:r>
@@ -3849,7 +3853,7 @@
         </w:tc>
         <w:tc>
           <w:tcPr>
-            <w:tcW w:w="236" w:type="dxa"/>
+            <w:tcW w:w="1497" w:type="dxa"/>
           </w:tcPr>
           <w:p>
             <w:r>
@@ -3861,7 +3865,7 @@
       <w:tr>
         <w:tc>
           <w:tcPr>
-            <w:tcW w:w="364" w:type="dxa"/>
+            <w:tcW w:w="433" w:type="dxa"/>
           </w:tcPr>
           <w:p>
             <w:r>
@@ -3871,7 +3875,7 @@
         </w:tc>
         <w:tc>
           <w:tcPr>
-            <w:tcW w:w="769" w:type="dxa"/>
+            <w:tcW w:w="1021" w:type="dxa"/>
           </w:tcPr>
           <w:p>
             <w:r>
@@ -3881,7 +3885,7 @@
         </w:tc>
         <w:tc>
           <w:tcPr>
-            <w:tcW w:w="904" w:type="dxa"/>
+            <w:tcW w:w="1217" w:type="dxa"/>
           </w:tcPr>
           <w:p>
             <w:r>
@@ -3891,7 +3895,7 @@
         </w:tc>
         <w:tc>
           <w:tcPr>
-            <w:tcW w:w="904" w:type="dxa"/>
+            <w:tcW w:w="1217" w:type="dxa"/>
           </w:tcPr>
           <w:p>
             <w:r>
@@ -3901,7 +3905,7 @@
         </w:tc>
         <w:tc>
           <w:tcPr>
-            <w:tcW w:w="727" w:type="dxa"/>
+            <w:tcW w:w="960" w:type="dxa"/>
           </w:tcPr>
           <w:p>
             <w:r>
@@ -3911,7 +3915,7 @@
         </w:tc>
         <w:tc>
           <w:tcPr>
-            <w:tcW w:w="659" w:type="dxa"/>
+            <w:tcW w:w="861" w:type="dxa"/>
           </w:tcPr>
           <w:p>
             <w:r>
@@ -3921,7 +3925,7 @@
         </w:tc>
         <w:tc>
           <w:tcPr>
-            <w:tcW w:w="839" w:type="dxa"/>
+            <w:tcW w:w="1123" w:type="dxa"/>
           </w:tcPr>
           <w:p>
             <w:r>
@@ -3931,7 +3935,7 @@
         </w:tc>
         <w:tc>
           <w:tcPr>
-            <w:tcW w:w="746" w:type="dxa"/>
+            <w:tcW w:w="988" w:type="dxa"/>
           </w:tcPr>
           <w:p>
             <w:r>
@@ -3941,7 +3945,7 @@
         </w:tc>
         <w:tc>
           <w:tcPr>
-            <w:tcW w:w="578" w:type="dxa"/>
+            <w:tcW w:w="742" w:type="dxa"/>
           </w:tcPr>
           <w:p>
             <w:r>
@@ -3951,7 +3955,7 @@
         </w:tc>
         <w:tc>
           <w:tcPr>
-            <w:tcW w:w="857" w:type="dxa"/>
+            <w:tcW w:w="1150" w:type="dxa"/>
           </w:tcPr>
           <w:p>
             <w:r>
@@ -3961,7 +3965,7 @@
         </w:tc>
         <w:tc>
           <w:tcPr>
-            <w:tcW w:w="743" w:type="dxa"/>
+            <w:tcW w:w="983" w:type="dxa"/>
           </w:tcPr>
           <w:p>
             <w:r>
@@ -3971,7 +3975,7 @@
         </w:tc>
         <w:tc>
           <w:tcPr>
-            <w:tcW w:w="719" w:type="dxa"/>
+            <w:tcW w:w="948" w:type="dxa"/>
           </w:tcPr>
           <w:p>
             <w:r>
@@ -3981,7 +3985,7 @@
         </w:tc>
         <w:tc>
           <w:tcPr>
-            <w:tcW w:w="236" w:type="dxa"/>
+            <w:tcW w:w="1497" w:type="dxa"/>
           </w:tcPr>
           <w:p>
             <w:r>
@@ -3993,7 +3997,7 @@
       <w:tr>
         <w:tc>
           <w:tcPr>
-            <w:tcW w:w="364" w:type="dxa"/>
+            <w:tcW w:w="433" w:type="dxa"/>
           </w:tcPr>
           <w:p>
             <w:r>
@@ -4003,7 +4007,7 @@
         </w:tc>
         <w:tc>
           <w:tcPr>
-            <w:tcW w:w="769" w:type="dxa"/>
+            <w:tcW w:w="1021" w:type="dxa"/>
           </w:tcPr>
           <w:p>
             <w:r>
@@ -4013,7 +4017,7 @@
         </w:tc>
         <w:tc>
           <w:tcPr>
-            <w:tcW w:w="904" w:type="dxa"/>
+            <w:tcW w:w="1217" w:type="dxa"/>
           </w:tcPr>
           <w:p>
             <w:r>
@@ -4023,7 +4027,7 @@
         </w:tc>
         <w:tc>
           <w:tcPr>
-            <w:tcW w:w="904" w:type="dxa"/>
+            <w:tcW w:w="1217" w:type="dxa"/>
           </w:tcPr>
           <w:p>
             <w:r>
@@ -4033,7 +4037,7 @@
         </w:tc>
         <w:tc>
           <w:tcPr>
-            <w:tcW w:w="727" w:type="dxa"/>
+            <w:tcW w:w="960" w:type="dxa"/>
           </w:tcPr>
           <w:p>
             <w:r>
@@ -4043,7 +4047,7 @@
         </w:tc>
         <w:tc>
           <w:tcPr>
-            <w:tcW w:w="659" w:type="dxa"/>
+            <w:tcW w:w="861" w:type="dxa"/>
           </w:tcPr>
           <w:p>
             <w:r>
@@ -4053,7 +4057,7 @@
         </w:tc>
         <w:tc>
           <w:tcPr>
-            <w:tcW w:w="839" w:type="dxa"/>
+            <w:tcW w:w="1123" w:type="dxa"/>
           </w:tcPr>
           <w:p>
             <w:r>
@@ -4063,7 +4067,7 @@
         </w:tc>
         <w:tc>
           <w:tcPr>
-            <w:tcW w:w="746" w:type="dxa"/>
+            <w:tcW w:w="988" w:type="dxa"/>
           </w:tcPr>
           <w:p>
             <w:r>
@@ -4073,7 +4077,7 @@
         </w:tc>
         <w:tc>
           <w:tcPr>
-            <w:tcW w:w="578" w:type="dxa"/>
+            <w:tcW w:w="742" w:type="dxa"/>
           </w:tcPr>
           <w:p>
             <w:r>
@@ -4083,7 +4087,7 @@
         </w:tc>
         <w:tc>
           <w:tcPr>
-            <w:tcW w:w="857" w:type="dxa"/>
+            <w:tcW w:w="1150" w:type="dxa"/>
           </w:tcPr>
           <w:p>
             <w:r>
@@ -4093,7 +4097,7 @@
         </w:tc>
         <w:tc>
           <w:tcPr>
-            <w:tcW w:w="743" w:type="dxa"/>
+            <w:tcW w:w="983" w:type="dxa"/>
           </w:tcPr>
           <w:p>
             <w:r>
@@ -4103,7 +4107,7 @@
         </w:tc>
         <w:tc>
           <w:tcPr>
-            <w:tcW w:w="719" w:type="dxa"/>
+            <w:tcW w:w="948" w:type="dxa"/>
           </w:tcPr>
           <w:p>
             <w:r>
@@ -4113,7 +4117,7 @@
         </w:tc>
         <w:tc>
           <w:tcPr>
-            <w:tcW w:w="236" w:type="dxa"/>
+            <w:tcW w:w="1497" w:type="dxa"/>
           </w:tcPr>
           <w:p>
             <w:r>
@@ -4125,7 +4129,7 @@
       <w:tr>
         <w:tc>
           <w:tcPr>
-            <w:tcW w:w="364" w:type="dxa"/>
+            <w:tcW w:w="433" w:type="dxa"/>
           </w:tcPr>
           <w:p>
             <w:r>
@@ -4135,7 +4139,7 @@
         </w:tc>
         <w:tc>
           <w:tcPr>
-            <w:tcW w:w="769" w:type="dxa"/>
+            <w:tcW w:w="1021" w:type="dxa"/>
           </w:tcPr>
           <w:p>
             <w:r>
@@ -4145,7 +4149,7 @@
         </w:tc>
         <w:tc>
           <w:tcPr>
-            <w:tcW w:w="904" w:type="dxa"/>
+            <w:tcW w:w="1217" w:type="dxa"/>
           </w:tcPr>
           <w:p>
             <w:r>
@@ -4155,7 +4159,7 @@
         </w:tc>
         <w:tc>
           <w:tcPr>
-            <w:tcW w:w="904" w:type="dxa"/>
+            <w:tcW w:w="1217" w:type="dxa"/>
           </w:tcPr>
           <w:p>
             <w:r>
@@ -4165,7 +4169,7 @@
         </w:tc>
         <w:tc>
           <w:tcPr>
-            <w:tcW w:w="727" w:type="dxa"/>
+            <w:tcW w:w="960" w:type="dxa"/>
           </w:tcPr>
           <w:p>
             <w:r>
@@ -4175,7 +4179,7 @@
         </w:tc>
         <w:tc>
           <w:tcPr>
-            <w:tcW w:w="659" w:type="dxa"/>
+            <w:tcW w:w="861" w:type="dxa"/>
           </w:tcPr>
           <w:p>
             <w:r>
@@ -4185,7 +4189,7 @@
         </w:tc>
         <w:tc>
           <w:tcPr>
-            <w:tcW w:w="839" w:type="dxa"/>
+            <w:tcW w:w="1123" w:type="dxa"/>
           </w:tcPr>
           <w:p>
             <w:r>
@@ -4195,7 +4199,7 @@
         </w:tc>
         <w:tc>
           <w:tcPr>
-            <w:tcW w:w="746" w:type="dxa"/>
+            <w:tcW w:w="988" w:type="dxa"/>
           </w:tcPr>
           <w:p>
             <w:r>
@@ -4205,7 +4209,7 @@
         </w:tc>
         <w:tc>
           <w:tcPr>
-            <w:tcW w:w="578" w:type="dxa"/>
+            <w:tcW w:w="742" w:type="dxa"/>
           </w:tcPr>
           <w:p>
             <w:r>
@@ -4215,7 +4219,7 @@
         </w:tc>
         <w:tc>
           <w:tcPr>
-            <w:tcW w:w="857" w:type="dxa"/>
+            <w:tcW w:w="1150" w:type="dxa"/>
           </w:tcPr>
           <w:p>
             <w:r>
@@ -4225,7 +4229,7 @@
         </w:tc>
         <w:tc>
           <w:tcPr>
-            <w:tcW w:w="743" w:type="dxa"/>
+            <w:tcW w:w="983" w:type="dxa"/>
           </w:tcPr>
           <w:p>
             <w:r>
@@ -4235,7 +4239,7 @@
         </w:tc>
         <w:tc>
           <w:tcPr>
-            <w:tcW w:w="719" w:type="dxa"/>
+            <w:tcW w:w="948" w:type="dxa"/>
           </w:tcPr>
           <w:p>
             <w:r>
@@ -4245,7 +4249,7 @@
         </w:tc>
         <w:tc>
           <w:tcPr>
-            <w:tcW w:w="236" w:type="dxa"/>
+            <w:tcW w:w="1497" w:type="dxa"/>
           </w:tcPr>
           <w:p>
             <w:r>
@@ -4257,7 +4261,7 @@
       <w:tr>
         <w:tc>
           <w:tcPr>
-            <w:tcW w:w="364" w:type="dxa"/>
+            <w:tcW w:w="433" w:type="dxa"/>
           </w:tcPr>
           <w:p>
             <w:r>
@@ -4267,7 +4271,7 @@
         </w:tc>
         <w:tc>
           <w:tcPr>
-            <w:tcW w:w="769" w:type="dxa"/>
+            <w:tcW w:w="1021" w:type="dxa"/>
           </w:tcPr>
           <w:p>
             <w:r>
@@ -4277,7 +4281,7 @@
         </w:tc>
         <w:tc>
           <w:tcPr>
-            <w:tcW w:w="904" w:type="dxa"/>
+            <w:tcW w:w="1217" w:type="dxa"/>
           </w:tcPr>
           <w:p>
             <w:r>
@@ -4287,7 +4291,7 @@
         </w:tc>
         <w:tc>
           <w:tcPr>
-            <w:tcW w:w="904" w:type="dxa"/>
+            <w:tcW w:w="1217" w:type="dxa"/>
           </w:tcPr>
           <w:p>
             <w:r>
@@ -4297,7 +4301,7 @@
         </w:tc>
         <w:tc>
           <w:tcPr>
-            <w:tcW w:w="727" w:type="dxa"/>
+            <w:tcW w:w="960" w:type="dxa"/>
           </w:tcPr>
           <w:p>
             <w:r>
@@ -4307,7 +4311,7 @@
         </w:tc>
         <w:tc>
           <w:tcPr>
-            <w:tcW w:w="659" w:type="dxa"/>
+            <w:tcW w:w="861" w:type="dxa"/>
           </w:tcPr>
           <w:p>
             <w:r>
@@ -4317,7 +4321,7 @@
         </w:tc>
         <w:tc>
           <w:tcPr>
-            <w:tcW w:w="839" w:type="dxa"/>
+            <w:tcW w:w="1123" w:type="dxa"/>
           </w:tcPr>
           <w:p>
             <w:r>
@@ -4327,7 +4331,7 @@
         </w:tc>
         <w:tc>
           <w:tcPr>
-            <w:tcW w:w="746" w:type="dxa"/>
+            <w:tcW w:w="988" w:type="dxa"/>
           </w:tcPr>
           <w:p>
             <w:r>
@@ -4337,7 +4341,7 @@
         </w:tc>
         <w:tc>
           <w:tcPr>
-            <w:tcW w:w="578" w:type="dxa"/>
+            <w:tcW w:w="742" w:type="dxa"/>
           </w:tcPr>
           <w:p>
             <w:r>
@@ -4347,7 +4351,7 @@
         </w:tc>
         <w:tc>
           <w:tcPr>
-            <w:tcW w:w="857" w:type="dxa"/>
+            <w:tcW w:w="1150" w:type="dxa"/>
           </w:tcPr>
           <w:p>
             <w:r>
@@ -4357,7 +4361,7 @@
         </w:tc>
         <w:tc>
           <w:tcPr>
-            <w:tcW w:w="743" w:type="dxa"/>
+            <w:tcW w:w="983" w:type="dxa"/>
           </w:tcPr>
           <w:p>
             <w:r>
@@ -4367,7 +4371,7 @@
         </w:tc>
         <w:tc>
           <w:tcPr>
-            <w:tcW w:w="719" w:type="dxa"/>
+            <w:tcW w:w="948" w:type="dxa"/>
           </w:tcPr>
           <w:p>
             <w:r>
@@ -4377,7 +4381,7 @@
         </w:tc>
         <w:tc>
           <w:tcPr>
-            <w:tcW w:w="236" w:type="dxa"/>
+            <w:tcW w:w="1497" w:type="dxa"/>
           </w:tcPr>
           <w:p>
             <w:r>
@@ -4389,7 +4393,7 @@
       <w:tr>
         <w:tc>
           <w:tcPr>
-            <w:tcW w:w="364" w:type="dxa"/>
+            <w:tcW w:w="433" w:type="dxa"/>
           </w:tcPr>
           <w:p>
             <w:r>
@@ -4399,7 +4403,7 @@
         </w:tc>
         <w:tc>
           <w:tcPr>
-            <w:tcW w:w="769" w:type="dxa"/>
+            <w:tcW w:w="1021" w:type="dxa"/>
           </w:tcPr>
           <w:p>
             <w:r>
@@ -4409,7 +4413,7 @@
         </w:tc>
         <w:tc>
           <w:tcPr>
-            <w:tcW w:w="904" w:type="dxa"/>
+            <w:tcW w:w="1217" w:type="dxa"/>
           </w:tcPr>
           <w:p>
             <w:r>
@@ -4419,7 +4423,7 @@
         </w:tc>
         <w:tc>
           <w:tcPr>
-            <w:tcW w:w="904" w:type="dxa"/>
+            <w:tcW w:w="1217" w:type="dxa"/>
           </w:tcPr>
           <w:p>
             <w:r>
@@ -4429,7 +4433,7 @@
         </w:tc>
         <w:tc>
           <w:tcPr>
-            <w:tcW w:w="727" w:type="dxa"/>
+            <w:tcW w:w="960" w:type="dxa"/>
           </w:tcPr>
           <w:p>
             <w:r>
@@ -4439,7 +4443,7 @@
         </w:tc>
         <w:tc>
           <w:tcPr>
-            <w:tcW w:w="659" w:type="dxa"/>
+            <w:tcW w:w="861" w:type="dxa"/>
           </w:tcPr>
           <w:p>
             <w:r>
@@ -4449,7 +4453,7 @@
         </w:tc>
         <w:tc>
           <w:tcPr>
-            <w:tcW w:w="839" w:type="dxa"/>
+            <w:tcW w:w="1123" w:type="dxa"/>
           </w:tcPr>
           <w:p>
             <w:r>
@@ -4459,7 +4463,7 @@
         </w:tc>
         <w:tc>
           <w:tcPr>
-            <w:tcW w:w="746" w:type="dxa"/>
+            <w:tcW w:w="988" w:type="dxa"/>
           </w:tcPr>
           <w:p>
             <w:r>
@@ -4469,7 +4473,7 @@
         </w:tc>
         <w:tc>
           <w:tcPr>
-            <w:tcW w:w="578" w:type="dxa"/>
+            <w:tcW w:w="742" w:type="dxa"/>
           </w:tcPr>
           <w:p>
             <w:r>
@@ -4479,7 +4483,7 @@
         </w:tc>
         <w:tc>
           <w:tcPr>
-            <w:tcW w:w="857" w:type="dxa"/>
+            <w:tcW w:w="1150" w:type="dxa"/>
           </w:tcPr>
           <w:p>
             <w:r>
@@ -4489,7 +4493,7 @@
         </w:tc>
         <w:tc>
           <w:tcPr>
-            <w:tcW w:w="743" w:type="dxa"/>
+            <w:tcW w:w="983" w:type="dxa"/>
           </w:tcPr>
           <w:p>
             <w:r>
@@ -4499,7 +4503,7 @@
         </w:tc>
         <w:tc>
           <w:tcPr>
-            <w:tcW w:w="719" w:type="dxa"/>
+            <w:tcW w:w="948" w:type="dxa"/>
           </w:tcPr>
           <w:p>
             <w:r>
@@ -4509,7 +4513,7 @@
         </w:tc>
         <w:tc>
           <w:tcPr>
-            <w:tcW w:w="236" w:type="dxa"/>
+            <w:tcW w:w="1497" w:type="dxa"/>
           </w:tcPr>
           <w:p>
             <w:r>
@@ -4521,7 +4525,7 @@
       <w:tr>
         <w:tc>
           <w:tcPr>
-            <w:tcW w:w="364" w:type="dxa"/>
+            <w:tcW w:w="433" w:type="dxa"/>
           </w:tcPr>
           <w:p>
             <w:r>
@@ -4531,7 +4535,7 @@
         </w:tc>
         <w:tc>
           <w:tcPr>
-            <w:tcW w:w="769" w:type="dxa"/>
+            <w:tcW w:w="1021" w:type="dxa"/>
           </w:tcPr>
           <w:p>
             <w:r>
@@ -4541,7 +4545,7 @@
         </w:tc>
         <w:tc>
           <w:tcPr>
-            <w:tcW w:w="904" w:type="dxa"/>
+            <w:tcW w:w="1217" w:type="dxa"/>
           </w:tcPr>
           <w:p>
             <w:r>
@@ -4551,7 +4555,7 @@
         </w:tc>
         <w:tc>
           <w:tcPr>
-            <w:tcW w:w="904" w:type="dxa"/>
+            <w:tcW w:w="1217" w:type="dxa"/>
           </w:tcPr>
           <w:p>
             <w:r>
@@ -4561,7 +4565,7 @@
         </w:tc>
         <w:tc>
           <w:tcPr>
-            <w:tcW w:w="727" w:type="dxa"/>
+            <w:tcW w:w="960" w:type="dxa"/>
           </w:tcPr>
           <w:p>
             <w:r>
@@ -4571,7 +4575,7 @@
         </w:tc>
         <w:tc>
           <w:tcPr>
-            <w:tcW w:w="659" w:type="dxa"/>
+            <w:tcW w:w="861" w:type="dxa"/>
           </w:tcPr>
           <w:p>
             <w:r>
@@ -4581,7 +4585,7 @@
         </w:tc>
         <w:tc>
           <w:tcPr>
-            <w:tcW w:w="839" w:type="dxa"/>
+            <w:tcW w:w="1123" w:type="dxa"/>
           </w:tcPr>
           <w:p>
             <w:r>
@@ -4591,7 +4595,7 @@
         </w:tc>
         <w:tc>
           <w:tcPr>
-            <w:tcW w:w="746" w:type="dxa"/>
+            <w:tcW w:w="988" w:type="dxa"/>
           </w:tcPr>
           <w:p>
             <w:r>
@@ -4601,7 +4605,7 @@
         </w:tc>
         <w:tc>
           <w:tcPr>
-            <w:tcW w:w="578" w:type="dxa"/>
+            <w:tcW w:w="742" w:type="dxa"/>
           </w:tcPr>
           <w:p>
             <w:r>
@@ -4611,7 +4615,7 @@
         </w:tc>
         <w:tc>
           <w:tcPr>
-            <w:tcW w:w="857" w:type="dxa"/>
+            <w:tcW w:w="1150" w:type="dxa"/>
           </w:tcPr>
           <w:p>
             <w:r>
@@ -4621,7 +4625,7 @@
         </w:tc>
         <w:tc>
           <w:tcPr>
-            <w:tcW w:w="743" w:type="dxa"/>
+            <w:tcW w:w="983" w:type="dxa"/>
           </w:tcPr>
           <w:p>
             <w:r>
@@ -4631,7 +4635,7 @@
         </w:tc>
         <w:tc>
           <w:tcPr>
-            <w:tcW w:w="719" w:type="dxa"/>
+            <w:tcW w:w="948" w:type="dxa"/>
           </w:tcPr>
           <w:p>
             <w:r>
@@ -4641,7 +4645,7 @@
         </w:tc>
         <w:tc>
           <w:tcPr>
-            <w:tcW w:w="236" w:type="dxa"/>
+            <w:tcW w:w="1497" w:type="dxa"/>
           </w:tcPr>
           <w:p>
             <w:r>
@@ -4653,7 +4657,7 @@
       <w:tr>
         <w:tc>
           <w:tcPr>
-            <w:tcW w:w="364" w:type="dxa"/>
+            <w:tcW w:w="433" w:type="dxa"/>
           </w:tcPr>
           <w:p>
             <w:r>
@@ -4663,7 +4667,7 @@
         </w:tc>
         <w:tc>
           <w:tcPr>
-            <w:tcW w:w="769" w:type="dxa"/>
+            <w:tcW w:w="1021" w:type="dxa"/>
           </w:tcPr>
           <w:p>
             <w:r>
@@ -4673,7 +4677,7 @@
         </w:tc>
         <w:tc>
           <w:tcPr>
-            <w:tcW w:w="904" w:type="dxa"/>
+            <w:tcW w:w="1217" w:type="dxa"/>
           </w:tcPr>
           <w:p>
             <w:r>
@@ -4683,7 +4687,7 @@
         </w:tc>
         <w:tc>
           <w:tcPr>
-            <w:tcW w:w="904" w:type="dxa"/>
+            <w:tcW w:w="1217" w:type="dxa"/>
           </w:tcPr>
           <w:p>
             <w:r>
@@ -4693,7 +4697,7 @@
         </w:tc>
         <w:tc>
           <w:tcPr>
-            <w:tcW w:w="727" w:type="dxa"/>
+            <w:tcW w:w="960" w:type="dxa"/>
           </w:tcPr>
           <w:p>
             <w:r>
@@ -4703,7 +4707,7 @@
         </w:tc>
         <w:tc>
           <w:tcPr>
-            <w:tcW w:w="659" w:type="dxa"/>
+            <w:tcW w:w="861" w:type="dxa"/>
           </w:tcPr>
           <w:p>
             <w:r>
@@ -4713,7 +4717,7 @@
         </w:tc>
         <w:tc>
           <w:tcPr>
-            <w:tcW w:w="839" w:type="dxa"/>
+            <w:tcW w:w="1123" w:type="dxa"/>
           </w:tcPr>
           <w:p>
             <w:r>
@@ -4723,7 +4727,7 @@
         </w:tc>
         <w:tc>
           <w:tcPr>
-            <w:tcW w:w="746" w:type="dxa"/>
+            <w:tcW w:w="988" w:type="dxa"/>
           </w:tcPr>
           <w:p>
             <w:r>
@@ -4733,7 +4737,7 @@
         </w:tc>
         <w:tc>
           <w:tcPr>
-            <w:tcW w:w="578" w:type="dxa"/>
+            <w:tcW w:w="742" w:type="dxa"/>
           </w:tcPr>
           <w:p>
             <w:r>
@@ -4743,7 +4747,7 @@
         </w:tc>
         <w:tc>
           <w:tcPr>
-            <w:tcW w:w="857" w:type="dxa"/>
+            <w:tcW w:w="1150" w:type="dxa"/>
           </w:tcPr>
           <w:p>
             <w:r>
@@ -4753,7 +4757,7 @@
         </w:tc>
         <w:tc>
           <w:tcPr>
-            <w:tcW w:w="743" w:type="dxa"/>
+            <w:tcW w:w="983" w:type="dxa"/>
           </w:tcPr>
           <w:p>
             <w:r>
@@ -4763,7 +4767,7 @@
         </w:tc>
         <w:tc>
           <w:tcPr>
-            <w:tcW w:w="719" w:type="dxa"/>
+            <w:tcW w:w="948" w:type="dxa"/>
           </w:tcPr>
           <w:p>
             <w:r>
@@ -4773,7 +4777,7 @@
         </w:tc>
         <w:tc>
           <w:tcPr>
-            <w:tcW w:w="236" w:type="dxa"/>
+            <w:tcW w:w="1497" w:type="dxa"/>
           </w:tcPr>
           <w:p>
             <w:r>
@@ -4785,7 +4789,7 @@
       <w:tr>
         <w:tc>
           <w:tcPr>
-            <w:tcW w:w="364" w:type="dxa"/>
+            <w:tcW w:w="433" w:type="dxa"/>
           </w:tcPr>
           <w:p>
             <w:r>
@@ -4795,7 +4799,7 @@
         </w:tc>
         <w:tc>
           <w:tcPr>
-            <w:tcW w:w="769" w:type="dxa"/>
+            <w:tcW w:w="1021" w:type="dxa"/>
           </w:tcPr>
           <w:p>
             <w:r>
@@ -4805,7 +4809,7 @@
         </w:tc>
         <w:tc>
           <w:tcPr>
-            <w:tcW w:w="904" w:type="dxa"/>
+            <w:tcW w:w="1217" w:type="dxa"/>
           </w:tcPr>
           <w:p>
             <w:r>
@@ -4815,7 +4819,7 @@
         </w:tc>
         <w:tc>
           <w:tcPr>
-            <w:tcW w:w="904" w:type="dxa"/>
+            <w:tcW w:w="1217" w:type="dxa"/>
           </w:tcPr>
           <w:p>
             <w:r>
@@ -4825,7 +4829,7 @@
         </w:tc>
         <w:tc>
           <w:tcPr>
-            <w:tcW w:w="727" w:type="dxa"/>
+            <w:tcW w:w="960" w:type="dxa"/>
           </w:tcPr>
           <w:p>
             <w:r>
@@ -4835,7 +4839,7 @@
         </w:tc>
         <w:tc>
           <w:tcPr>
-            <w:tcW w:w="659" w:type="dxa"/>
+            <w:tcW w:w="861" w:type="dxa"/>
           </w:tcPr>
           <w:p>
             <w:r>
@@ -4845,7 +4849,7 @@
         </w:tc>
         <w:tc>
           <w:tcPr>
-            <w:tcW w:w="839" w:type="dxa"/>
+            <w:tcW w:w="1123" w:type="dxa"/>
           </w:tcPr>
           <w:p>
             <w:r>
@@ -4855,7 +4859,7 @@
         </w:tc>
         <w:tc>
           <w:tcPr>
-            <w:tcW w:w="746" w:type="dxa"/>
+            <w:tcW w:w="988" w:type="dxa"/>
           </w:tcPr>
           <w:p>
             <w:r>
@@ -4865,7 +4869,7 @@
         </w:tc>
         <w:tc>
           <w:tcPr>
-            <w:tcW w:w="578" w:type="dxa"/>
+            <w:tcW w:w="742" w:type="dxa"/>
           </w:tcPr>
           <w:p>
             <w:r>
@@ -4875,7 +4879,7 @@
         </w:tc>
         <w:tc>
           <w:tcPr>
-            <w:tcW w:w="857" w:type="dxa"/>
+            <w:tcW w:w="1150" w:type="dxa"/>
           </w:tcPr>
           <w:p>
             <w:r>
@@ -4885,7 +4889,7 @@
         </w:tc>
         <w:tc>
           <w:tcPr>
-            <w:tcW w:w="743" w:type="dxa"/>
+            <w:tcW w:w="983" w:type="dxa"/>
           </w:tcPr>
           <w:p>
             <w:r>
@@ -4895,7 +4899,7 @@
         </w:tc>
         <w:tc>
           <w:tcPr>
-            <w:tcW w:w="719" w:type="dxa"/>
+            <w:tcW w:w="948" w:type="dxa"/>
           </w:tcPr>
           <w:p>
             <w:r>
@@ -4905,7 +4909,7 @@
         </w:tc>
         <w:tc>
           <w:tcPr>
-            <w:tcW w:w="236" w:type="dxa"/>
+            <w:tcW w:w="1497" w:type="dxa"/>
           </w:tcPr>
           <w:p>
             <w:r>
@@ -4917,7 +4921,7 @@
       <w:tr>
         <w:tc>
           <w:tcPr>
-            <w:tcW w:w="364" w:type="dxa"/>
+            <w:tcW w:w="433" w:type="dxa"/>
           </w:tcPr>
           <w:p>
             <w:r>
@@ -4927,7 +4931,7 @@
         </w:tc>
         <w:tc>
           <w:tcPr>
-            <w:tcW w:w="769" w:type="dxa"/>
+            <w:tcW w:w="1021" w:type="dxa"/>
           </w:tcPr>
           <w:p>
             <w:r>
@@ -4937,7 +4941,7 @@
         </w:tc>
         <w:tc>
           <w:tcPr>
-            <w:tcW w:w="904" w:type="dxa"/>
+            <w:tcW w:w="1217" w:type="dxa"/>
           </w:tcPr>
           <w:p>
             <w:r>
@@ -4947,7 +4951,7 @@
         </w:tc>
         <w:tc>
           <w:tcPr>
-            <w:tcW w:w="904" w:type="dxa"/>
+            <w:tcW w:w="1217" w:type="dxa"/>
           </w:tcPr>
           <w:p>
             <w:r>
@@ -4957,7 +4961,7 @@
         </w:tc>
         <w:tc>
           <w:tcPr>
-            <w:tcW w:w="727" w:type="dxa"/>
+            <w:tcW w:w="960" w:type="dxa"/>
           </w:tcPr>
           <w:p>
             <w:r>
@@ -4967,7 +4971,7 @@
         </w:tc>
         <w:tc>
           <w:tcPr>
-            <w:tcW w:w="659" w:type="dxa"/>
+            <w:tcW w:w="861" w:type="dxa"/>
           </w:tcPr>
           <w:p>
             <w:r>
@@ -4977,7 +4981,7 @@
         </w:tc>
         <w:tc>
           <w:tcPr>
-            <w:tcW w:w="839" w:type="dxa"/>
+            <w:tcW w:w="1123" w:type="dxa"/>
           </w:tcPr>
           <w:p>
             <w:r>
@@ -4987,7 +4991,7 @@
         </w:tc>
         <w:tc>
           <w:tcPr>
-            <w:tcW w:w="746" w:type="dxa"/>
+            <w:tcW w:w="988" w:type="dxa"/>
           </w:tcPr>
           <w:p>
             <w:r>
@@ -4997,7 +5001,7 @@
         </w:tc>
         <w:tc>
           <w:tcPr>
-            <w:tcW w:w="578" w:type="dxa"/>
+            <w:tcW w:w="742" w:type="dxa"/>
           </w:tcPr>
           <w:p>
             <w:r>
@@ -5007,7 +5011,7 @@
         </w:tc>
         <w:tc>
           <w:tcPr>
-            <w:tcW w:w="857" w:type="dxa"/>
+            <w:tcW w:w="1150" w:type="dxa"/>
           </w:tcPr>
           <w:p>
             <w:r>
@@ -5017,7 +5021,7 @@
         </w:tc>
         <w:tc>
           <w:tcPr>
-            <w:tcW w:w="743" w:type="dxa"/>
+            <w:tcW w:w="983" w:type="dxa"/>
           </w:tcPr>
           <w:p>
             <w:r>
@@ -5027,7 +5031,7 @@
         </w:tc>
         <w:tc>
           <w:tcPr>
-            <w:tcW w:w="719" w:type="dxa"/>
+            <w:tcW w:w="948" w:type="dxa"/>
           </w:tcPr>
           <w:p>
             <w:r>
@@ -5037,7 +5041,7 @@
         </w:tc>
         <w:tc>
           <w:tcPr>
-            <w:tcW w:w="236" w:type="dxa"/>
+            <w:tcW w:w="1497" w:type="dxa"/>
           </w:tcPr>
           <w:p>
             <w:r>
@@ -5049,7 +5053,7 @@
       <w:tr>
         <w:tc>
           <w:tcPr>
-            <w:tcW w:w="364" w:type="dxa"/>
+            <w:tcW w:w="433" w:type="dxa"/>
           </w:tcPr>
           <w:p>
             <w:r>
@@ -5059,7 +5063,7 @@
         </w:tc>
         <w:tc>
           <w:tcPr>
-            <w:tcW w:w="769" w:type="dxa"/>
+            <w:tcW w:w="1021" w:type="dxa"/>
           </w:tcPr>
           <w:p>
             <w:r>
@@ -5069,7 +5073,7 @@
         </w:tc>
         <w:tc>
           <w:tcPr>
-            <w:tcW w:w="904" w:type="dxa"/>
+            <w:tcW w:w="1217" w:type="dxa"/>
           </w:tcPr>
           <w:p>
             <w:r>
@@ -5079,7 +5083,7 @@
         </w:tc>
         <w:tc>
           <w:tcPr>
-            <w:tcW w:w="904" w:type="dxa"/>
+            <w:tcW w:w="1217" w:type="dxa"/>
           </w:tcPr>
           <w:p>
             <w:r>
@@ -5089,7 +5093,7 @@
         </w:tc>
         <w:tc>
           <w:tcPr>
-            <w:tcW w:w="727" w:type="dxa"/>
+            <w:tcW w:w="960" w:type="dxa"/>
           </w:tcPr>
           <w:p>
             <w:r>
@@ -5099,7 +5103,7 @@
         </w:tc>
         <w:tc>
           <w:tcPr>
-            <w:tcW w:w="659" w:type="dxa"/>
+            <w:tcW w:w="861" w:type="dxa"/>
           </w:tcPr>
           <w:p>
             <w:r>
@@ -5109,7 +5113,7 @@
         </w:tc>
         <w:tc>
           <w:tcPr>
-            <w:tcW w:w="839" w:type="dxa"/>
+            <w:tcW w:w="1123" w:type="dxa"/>
           </w:tcPr>
           <w:p>
             <w:r>
@@ -5119,7 +5123,7 @@
         </w:tc>
         <w:tc>
           <w:tcPr>
-            <w:tcW w:w="746" w:type="dxa"/>
+            <w:tcW w:w="988" w:type="dxa"/>
           </w:tcPr>
           <w:p>
             <w:r>
@@ -5129,7 +5133,7 @@
         </w:tc>
         <w:tc>
           <w:tcPr>
-            <w:tcW w:w="578" w:type="dxa"/>
+            <w:tcW w:w="742" w:type="dxa"/>
           </w:tcPr>
           <w:p>
             <w:r>
@@ -5139,7 +5143,7 @@
         </w:tc>
         <w:tc>
           <w:tcPr>
-            <w:tcW w:w="857" w:type="dxa"/>
+            <w:tcW w:w="1150" w:type="dxa"/>
           </w:tcPr>
           <w:p>
             <w:r>
@@ -5149,7 +5153,7 @@
         </w:tc>
         <w:tc>
           <w:tcPr>
-            <w:tcW w:w="743" w:type="dxa"/>
+            <w:tcW w:w="983" w:type="dxa"/>
           </w:tcPr>
           <w:p>
             <w:r>
@@ -5159,7 +5163,7 @@
         </w:tc>
         <w:tc>
           <w:tcPr>
-            <w:tcW w:w="719" w:type="dxa"/>
+            <w:tcW w:w="948" w:type="dxa"/>
           </w:tcPr>
           <w:p>
             <w:r>
@@ -5169,7 +5173,7 @@
         </w:tc>
         <w:tc>
           <w:tcPr>
-            <w:tcW w:w="236" w:type="dxa"/>
+            <w:tcW w:w="1497" w:type="dxa"/>
           </w:tcPr>
           <w:p>
             <w:r>
@@ -5181,7 +5185,7 @@
       <w:tr>
         <w:tc>
           <w:tcPr>
-            <w:tcW w:w="364" w:type="dxa"/>
+            <w:tcW w:w="433" w:type="dxa"/>
           </w:tcPr>
           <w:p>
             <w:r>
@@ -5191,7 +5195,7 @@
         </w:tc>
         <w:tc>
           <w:tcPr>
-            <w:tcW w:w="769" w:type="dxa"/>
+            <w:tcW w:w="1021" w:type="dxa"/>
           </w:tcPr>
           <w:p>
             <w:r>
@@ -5201,7 +5205,7 @@
         </w:tc>
         <w:tc>
           <w:tcPr>
-            <w:tcW w:w="904" w:type="dxa"/>
+            <w:tcW w:w="1217" w:type="dxa"/>
           </w:tcPr>
           <w:p>
             <w:r>
@@ -5211,7 +5215,7 @@
         </w:tc>
         <w:tc>
           <w:tcPr>
-            <w:tcW w:w="904" w:type="dxa"/>
+            <w:tcW w:w="1217" w:type="dxa"/>
           </w:tcPr>
           <w:p>
             <w:r>
@@ -5221,7 +5225,7 @@
         </w:tc>
         <w:tc>
           <w:tcPr>
-            <w:tcW w:w="727" w:type="dxa"/>
+            <w:tcW w:w="960" w:type="dxa"/>
           </w:tcPr>
           <w:p>
             <w:r>
@@ -5231,7 +5235,7 @@
         </w:tc>
         <w:tc>
           <w:tcPr>
-            <w:tcW w:w="659" w:type="dxa"/>
+            <w:tcW w:w="861" w:type="dxa"/>
           </w:tcPr>
           <w:p>
             <w:r>
@@ -5241,7 +5245,7 @@
         </w:tc>
         <w:tc>
           <w:tcPr>
-            <w:tcW w:w="839" w:type="dxa"/>
+            <w:tcW w:w="1123" w:type="dxa"/>
           </w:tcPr>
           <w:p>
             <w:r>
@@ -5251,7 +5255,7 @@
         </w:tc>
         <w:tc>
           <w:tcPr>
-            <w:tcW w:w="746" w:type="dxa"/>
+            <w:tcW w:w="988" w:type="dxa"/>
           </w:tcPr>
           <w:p>
             <w:r>
@@ -5261,7 +5265,7 @@
         </w:tc>
         <w:tc>
           <w:tcPr>
-            <w:tcW w:w="578" w:type="dxa"/>
+            <w:tcW w:w="742" w:type="dxa"/>
           </w:tcPr>
           <w:p>
             <w:r>
@@ -5271,7 +5275,7 @@
         </w:tc>
         <w:tc>
           <w:tcPr>
-            <w:tcW w:w="857" w:type="dxa"/>
+            <w:tcW w:w="1150" w:type="dxa"/>
           </w:tcPr>
           <w:p>
             <w:r>
@@ -5281,7 +5285,7 @@
         </w:tc>
         <w:tc>
           <w:tcPr>
-            <w:tcW w:w="743" w:type="dxa"/>
+            <w:tcW w:w="983" w:type="dxa"/>
           </w:tcPr>
           <w:p>
             <w:r>
@@ -5291,7 +5295,7 @@
         </w:tc>
         <w:tc>
           <w:tcPr>
-            <w:tcW w:w="719" w:type="dxa"/>
+            <w:tcW w:w="948" w:type="dxa"/>
           </w:tcPr>
           <w:p>
             <w:r>
@@ -5301,7 +5305,7 @@
         </w:tc>
         <w:tc>
           <w:tcPr>
-            <w:tcW w:w="236" w:type="dxa"/>
+            <w:tcW w:w="1497" w:type="dxa"/>
           </w:tcPr>
           <w:p>
             <w:r>
@@ -5313,7 +5317,7 @@
       <w:tr>
         <w:tc>
           <w:tcPr>
-            <w:tcW w:w="364" w:type="dxa"/>
+            <w:tcW w:w="433" w:type="dxa"/>
           </w:tcPr>
           <w:p>
             <w:r>
@@ -5323,7 +5327,7 @@
         </w:tc>
         <w:tc>
           <w:tcPr>
-            <w:tcW w:w="769" w:type="dxa"/>
+            <w:tcW w:w="1021" w:type="dxa"/>
           </w:tcPr>
           <w:p>
             <w:r>
@@ -5333,7 +5337,7 @@
         </w:tc>
         <w:tc>
           <w:tcPr>
-            <w:tcW w:w="904" w:type="dxa"/>
+            <w:tcW w:w="1217" w:type="dxa"/>
           </w:tcPr>
           <w:p>
             <w:r>
@@ -5343,7 +5347,7 @@
         </w:tc>
         <w:tc>
           <w:tcPr>
-            <w:tcW w:w="904" w:type="dxa"/>
+            <w:tcW w:w="1217" w:type="dxa"/>
           </w:tcPr>
           <w:p>
             <w:r>
@@ -5353,7 +5357,7 @@
         </w:tc>
         <w:tc>
           <w:tcPr>
-            <w:tcW w:w="727" w:type="dxa"/>
+            <w:tcW w:w="960" w:type="dxa"/>
           </w:tcPr>
           <w:p>
             <w:r>
@@ -5363,7 +5367,7 @@
         </w:tc>
         <w:tc>
           <w:tcPr>
-            <w:tcW w:w="659" w:type="dxa"/>
+            <w:tcW w:w="861" w:type="dxa"/>
           </w:tcPr>
           <w:p>
             <w:r>
@@ -5373,7 +5377,7 @@
         </w:tc>
         <w:tc>
           <w:tcPr>
-            <w:tcW w:w="839" w:type="dxa"/>
+            <w:tcW w:w="1123" w:type="dxa"/>
           </w:tcPr>
           <w:p>
             <w:r>
@@ -5383,7 +5387,7 @@
         </w:tc>
         <w:tc>
           <w:tcPr>
-            <w:tcW w:w="746" w:type="dxa"/>
+            <w:tcW w:w="988" w:type="dxa"/>
           </w:tcPr>
           <w:p>
             <w:r>
@@ -5393,7 +5397,7 @@
         </w:tc>
         <w:tc>
           <w:tcPr>
-            <w:tcW w:w="578" w:type="dxa"/>
+            <w:tcW w:w="742" w:type="dxa"/>
           </w:tcPr>
           <w:p>
             <w:r>
@@ -5403,7 +5407,7 @@
         </w:tc>
         <w:tc>
           <w:tcPr>
-            <w:tcW w:w="857" w:type="dxa"/>
+            <w:tcW w:w="1150" w:type="dxa"/>
           </w:tcPr>
           <w:p>
             <w:r>
@@ -5413,7 +5417,7 @@
         </w:tc>
         <w:tc>
           <w:tcPr>
-            <w:tcW w:w="743" w:type="dxa"/>
+            <w:tcW w:w="983" w:type="dxa"/>
           </w:tcPr>
           <w:p>
             <w:r>
@@ -5423,7 +5427,7 @@
         </w:tc>
         <w:tc>
           <w:tcPr>
-            <w:tcW w:w="719" w:type="dxa"/>
+            <w:tcW w:w="948" w:type="dxa"/>
           </w:tcPr>
           <w:p>
             <w:r>
@@ -5433,7 +5437,7 @@
         </w:tc>
         <w:tc>
           <w:tcPr>
-            <w:tcW w:w="236" w:type="dxa"/>
+            <w:tcW w:w="1497" w:type="dxa"/>
           </w:tcPr>
           <w:p>
             <w:r>
@@ -5445,7 +5449,7 @@
       <w:tr>
         <w:tc>
           <w:tcPr>
-            <w:tcW w:w="364" w:type="dxa"/>
+            <w:tcW w:w="433" w:type="dxa"/>
           </w:tcPr>
           <w:p>
             <w:r>
@@ -5455,7 +5459,7 @@
         </w:tc>
         <w:tc>
           <w:tcPr>
-            <w:tcW w:w="769" w:type="dxa"/>
+            <w:tcW w:w="1021" w:type="dxa"/>
           </w:tcPr>
           <w:p>
             <w:r>
@@ -5465,7 +5469,7 @@
         </w:tc>
         <w:tc>
           <w:tcPr>
-            <w:tcW w:w="904" w:type="dxa"/>
+            <w:tcW w:w="1217" w:type="dxa"/>
           </w:tcPr>
           <w:p>
             <w:r>
@@ -5475,7 +5479,7 @@
         </w:tc>
         <w:tc>
           <w:tcPr>
-            <w:tcW w:w="904" w:type="dxa"/>
+            <w:tcW w:w="1217" w:type="dxa"/>
           </w:tcPr>
           <w:p>
             <w:r>
@@ -5485,7 +5489,7 @@
         </w:tc>
         <w:tc>
           <w:tcPr>
-            <w:tcW w:w="727" w:type="dxa"/>
+            <w:tcW w:w="960" w:type="dxa"/>
           </w:tcPr>
           <w:p>
             <w:r>
@@ -5495,7 +5499,7 @@
         </w:tc>
         <w:tc>
           <w:tcPr>
-            <w:tcW w:w="659" w:type="dxa"/>
+            <w:tcW w:w="861" w:type="dxa"/>
           </w:tcPr>
           <w:p>
             <w:r>
@@ -5505,7 +5509,7 @@
         </w:tc>
         <w:tc>
           <w:tcPr>
-            <w:tcW w:w="839" w:type="dxa"/>
+            <w:tcW w:w="1123" w:type="dxa"/>
           </w:tcPr>
           <w:p>
             <w:r>
@@ -5515,7 +5519,7 @@
         </w:tc>
         <w:tc>
           <w:tcPr>
-            <w:tcW w:w="746" w:type="dxa"/>
+            <w:tcW w:w="988" w:type="dxa"/>
           </w:tcPr>
           <w:p>
             <w:r>
@@ -5525,7 +5529,7 @@
         </w:tc>
         <w:tc>
           <w:tcPr>
-            <w:tcW w:w="578" w:type="dxa"/>
+            <w:tcW w:w="742" w:type="dxa"/>
           </w:tcPr>
           <w:p>
             <w:r>
@@ -5535,7 +5539,7 @@
         </w:tc>
         <w:tc>
           <w:tcPr>
-            <w:tcW w:w="857" w:type="dxa"/>
+            <w:tcW w:w="1150" w:type="dxa"/>
           </w:tcPr>
           <w:p>
             <w:r>
@@ -5545,7 +5549,7 @@
         </w:tc>
         <w:tc>
           <w:tcPr>
-            <w:tcW w:w="743" w:type="dxa"/>
+            <w:tcW w:w="983" w:type="dxa"/>
           </w:tcPr>
           <w:p>
             <w:r>
@@ -5555,7 +5559,7 @@
         </w:tc>
         <w:tc>
           <w:tcPr>
-            <w:tcW w:w="719" w:type="dxa"/>
+            <w:tcW w:w="948" w:type="dxa"/>
           </w:tcPr>
           <w:p>
             <w:r>
@@ -5565,7 +5569,7 @@
         </w:tc>
         <w:tc>
           <w:tcPr>
-            <w:tcW w:w="236" w:type="dxa"/>
+            <w:tcW w:w="1497" w:type="dxa"/>
           </w:tcPr>
           <w:p>
             <w:r>
@@ -5577,7 +5581,7 @@
       <w:tr>
         <w:tc>
           <w:tcPr>
-            <w:tcW w:w="364" w:type="dxa"/>
+            <w:tcW w:w="433" w:type="dxa"/>
           </w:tcPr>
           <w:p>
             <w:r>
@@ -5587,7 +5591,7 @@
         </w:tc>
         <w:tc>
           <w:tcPr>
-            <w:tcW w:w="769" w:type="dxa"/>
+            <w:tcW w:w="1021" w:type="dxa"/>
           </w:tcPr>
           <w:p>
             <w:r>
@@ -5597,7 +5601,7 @@
         </w:tc>
         <w:tc>
           <w:tcPr>
-            <w:tcW w:w="904" w:type="dxa"/>
+            <w:tcW w:w="1217" w:type="dxa"/>
           </w:tcPr>
           <w:p>
             <w:r>
@@ -5607,7 +5611,7 @@
         </w:tc>
         <w:tc>
           <w:tcPr>
-            <w:tcW w:w="904" w:type="dxa"/>
+            <w:tcW w:w="1217" w:type="dxa"/>
           </w:tcPr>
           <w:p>
             <w:r>
@@ -5617,7 +5621,7 @@
         </w:tc>
         <w:tc>
           <w:tcPr>
-            <w:tcW w:w="727" w:type="dxa"/>
+            <w:tcW w:w="960" w:type="dxa"/>
           </w:tcPr>
           <w:p>
             <w:r>
@@ -5627,7 +5631,7 @@
         </w:tc>
         <w:tc>
           <w:tcPr>
-            <w:tcW w:w="659" w:type="dxa"/>
+            <w:tcW w:w="861" w:type="dxa"/>
           </w:tcPr>
           <w:p>
             <w:r>
@@ -5637,7 +5641,7 @@
         </w:tc>
         <w:tc>
           <w:tcPr>
-            <w:tcW w:w="839" w:type="dxa"/>
+            <w:tcW w:w="1123" w:type="dxa"/>
           </w:tcPr>
           <w:p>
             <w:r>
@@ -5647,7 +5651,7 @@
         </w:tc>
         <w:tc>
           <w:tcPr>
-            <w:tcW w:w="746" w:type="dxa"/>
+            <w:tcW w:w="988" w:type="dxa"/>
           </w:tcPr>
           <w:p>
             <w:r>
@@ -5657,7 +5661,7 @@
         </w:tc>
         <w:tc>
           <w:tcPr>
-            <w:tcW w:w="578" w:type="dxa"/>
+            <w:tcW w:w="742" w:type="dxa"/>
           </w:tcPr>
           <w:p>
             <w:r>
@@ -5667,7 +5671,7 @@
         </w:tc>
         <w:tc>
           <w:tcPr>
-            <w:tcW w:w="857" w:type="dxa"/>
+            <w:tcW w:w="1150" w:type="dxa"/>
           </w:tcPr>
           <w:p>
             <w:r>
@@ -5677,7 +5681,7 @@
         </w:tc>
         <w:tc>
           <w:tcPr>
-            <w:tcW w:w="743" w:type="dxa"/>
+            <w:tcW w:w="983" w:type="dxa"/>
           </w:tcPr>
           <w:p>
             <w:r>
@@ -5687,7 +5691,7 @@
         </w:tc>
         <w:tc>
           <w:tcPr>
-            <w:tcW w:w="719" w:type="dxa"/>
+            <w:tcW w:w="948" w:type="dxa"/>
           </w:tcPr>
           <w:p>
             <w:r>
@@ -5697,7 +5701,7 @@
         </w:tc>
         <w:tc>
           <w:tcPr>
-            <w:tcW w:w="236" w:type="dxa"/>
+            <w:tcW w:w="1497" w:type="dxa"/>
           </w:tcPr>
           <w:p>
             <w:r>
@@ -5709,7 +5713,7 @@
       <w:tr>
         <w:tc>
           <w:tcPr>
-            <w:tcW w:w="364" w:type="dxa"/>
+            <w:tcW w:w="433" w:type="dxa"/>
           </w:tcPr>
           <w:p>
             <w:r>
@@ -5719,7 +5723,7 @@
         </w:tc>
         <w:tc>
           <w:tcPr>
-            <w:tcW w:w="769" w:type="dxa"/>
+            <w:tcW w:w="1021" w:type="dxa"/>
           </w:tcPr>
           <w:p>
             <w:r>
@@ -5729,47 +5733,37 @@
         </w:tc>
         <w:tc>
           <w:tcPr>
-            <w:tcW w:w="904" w:type="dxa"/>
-          </w:tcPr>
-          <w:p>
-            <w:r>
-              <w:t xml:space="preserve">Muhammad Arslan </w:t>
-            </w:r>
-            <w:r>
-              <w:lastRenderedPageBreak/>
-              <w:t>Iqbal Qaisrani</w:t>
-            </w:r>
-          </w:p>
-        </w:tc>
-        <w:tc>
-          <w:tcPr>
-            <w:tcW w:w="904" w:type="dxa"/>
-          </w:tcPr>
-          <w:p>
-            <w:r>
-              <w:lastRenderedPageBreak/>
-              <w:t xml:space="preserve">Muhammad Iqbal </w:t>
-            </w:r>
-            <w:r>
-              <w:lastRenderedPageBreak/>
-              <w:t>Qaisrani</w:t>
-            </w:r>
-          </w:p>
-        </w:tc>
-        <w:tc>
-          <w:tcPr>
-            <w:tcW w:w="727" w:type="dxa"/>
-          </w:tcPr>
-          <w:p>
-            <w:r>
-              <w:lastRenderedPageBreak/>
+            <w:tcW w:w="1217" w:type="dxa"/>
+          </w:tcPr>
+          <w:p>
+            <w:r>
+              <w:t>Muhammad Arslan Iqbal Qaisrani</w:t>
+            </w:r>
+          </w:p>
+        </w:tc>
+        <w:tc>
+          <w:tcPr>
+            <w:tcW w:w="1217" w:type="dxa"/>
+          </w:tcPr>
+          <w:p>
+            <w:r>
+              <w:t>Muhammad Iqbal Qaisrani</w:t>
+            </w:r>
+          </w:p>
+        </w:tc>
+        <w:tc>
+          <w:tcPr>
+            <w:tcW w:w="960" w:type="dxa"/>
+          </w:tcPr>
+          <w:p>
+            <w:r>
               <w:t>26993-D</w:t>
             </w:r>
           </w:p>
         </w:tc>
         <w:tc>
           <w:tcPr>
-            <w:tcW w:w="659" w:type="dxa"/>
+            <w:tcW w:w="861" w:type="dxa"/>
           </w:tcPr>
           <w:p>
             <w:r>
@@ -5779,7 +5773,7 @@
         </w:tc>
         <w:tc>
           <w:tcPr>
-            <w:tcW w:w="839" w:type="dxa"/>
+            <w:tcW w:w="1123" w:type="dxa"/>
           </w:tcPr>
           <w:p>
             <w:r>
@@ -5789,7 +5783,7 @@
         </w:tc>
         <w:tc>
           <w:tcPr>
-            <w:tcW w:w="746" w:type="dxa"/>
+            <w:tcW w:w="988" w:type="dxa"/>
           </w:tcPr>
           <w:p>
             <w:r>
@@ -5799,7 +5793,7 @@
         </w:tc>
         <w:tc>
           <w:tcPr>
-            <w:tcW w:w="578" w:type="dxa"/>
+            <w:tcW w:w="742" w:type="dxa"/>
           </w:tcPr>
           <w:p>
             <w:r>
@@ -5809,7 +5803,7 @@
         </w:tc>
         <w:tc>
           <w:tcPr>
-            <w:tcW w:w="857" w:type="dxa"/>
+            <w:tcW w:w="1150" w:type="dxa"/>
           </w:tcPr>
           <w:p>
             <w:r>
@@ -5819,7 +5813,7 @@
         </w:tc>
         <w:tc>
           <w:tcPr>
-            <w:tcW w:w="743" w:type="dxa"/>
+            <w:tcW w:w="983" w:type="dxa"/>
           </w:tcPr>
           <w:p>
             <w:r>
@@ -5829,7 +5823,7 @@
         </w:tc>
         <w:tc>
           <w:tcPr>
-            <w:tcW w:w="719" w:type="dxa"/>
+            <w:tcW w:w="948" w:type="dxa"/>
           </w:tcPr>
           <w:p>
             <w:r>
@@ -5839,7 +5833,7 @@
         </w:tc>
         <w:tc>
           <w:tcPr>
-            <w:tcW w:w="236" w:type="dxa"/>
+            <w:tcW w:w="1497" w:type="dxa"/>
           </w:tcPr>
           <w:p>
             <w:r>
@@ -5851,7 +5845,7 @@
       <w:tr>
         <w:tc>
           <w:tcPr>
-            <w:tcW w:w="364" w:type="dxa"/>
+            <w:tcW w:w="433" w:type="dxa"/>
           </w:tcPr>
           <w:p>
             <w:r>
@@ -5861,7 +5855,7 @@
         </w:tc>
         <w:tc>
           <w:tcPr>
-            <w:tcW w:w="769" w:type="dxa"/>
+            <w:tcW w:w="1021" w:type="dxa"/>
           </w:tcPr>
           <w:p>
             <w:r>
@@ -5871,7 +5865,7 @@
         </w:tc>
         <w:tc>
           <w:tcPr>
-            <w:tcW w:w="904" w:type="dxa"/>
+            <w:tcW w:w="1217" w:type="dxa"/>
           </w:tcPr>
           <w:p>
             <w:r>
@@ -5881,7 +5875,7 @@
         </w:tc>
         <w:tc>
           <w:tcPr>
-            <w:tcW w:w="904" w:type="dxa"/>
+            <w:tcW w:w="1217" w:type="dxa"/>
           </w:tcPr>
           <w:p>
             <w:r>
@@ -5891,7 +5885,7 @@
         </w:tc>
         <w:tc>
           <w:tcPr>
-            <w:tcW w:w="727" w:type="dxa"/>
+            <w:tcW w:w="960" w:type="dxa"/>
           </w:tcPr>
           <w:p>
             <w:r>
@@ -5901,7 +5895,7 @@
         </w:tc>
         <w:tc>
           <w:tcPr>
-            <w:tcW w:w="659" w:type="dxa"/>
+            <w:tcW w:w="861" w:type="dxa"/>
           </w:tcPr>
           <w:p>
             <w:r>
@@ -5911,7 +5905,7 @@
         </w:tc>
         <w:tc>
           <w:tcPr>
-            <w:tcW w:w="839" w:type="dxa"/>
+            <w:tcW w:w="1123" w:type="dxa"/>
           </w:tcPr>
           <w:p>
             <w:r>
@@ -5921,7 +5915,7 @@
         </w:tc>
         <w:tc>
           <w:tcPr>
-            <w:tcW w:w="746" w:type="dxa"/>
+            <w:tcW w:w="988" w:type="dxa"/>
           </w:tcPr>
           <w:p>
             <w:r>
@@ -5931,7 +5925,7 @@
         </w:tc>
         <w:tc>
           <w:tcPr>
-            <w:tcW w:w="578" w:type="dxa"/>
+            <w:tcW w:w="742" w:type="dxa"/>
           </w:tcPr>
           <w:p>
             <w:r>
@@ -5941,7 +5935,7 @@
         </w:tc>
         <w:tc>
           <w:tcPr>
-            <w:tcW w:w="857" w:type="dxa"/>
+            <w:tcW w:w="1150" w:type="dxa"/>
           </w:tcPr>
           <w:p>
             <w:r>
@@ -5951,7 +5945,7 @@
         </w:tc>
         <w:tc>
           <w:tcPr>
-            <w:tcW w:w="743" w:type="dxa"/>
+            <w:tcW w:w="983" w:type="dxa"/>
           </w:tcPr>
           <w:p>
             <w:r>
@@ -5961,7 +5955,7 @@
         </w:tc>
         <w:tc>
           <w:tcPr>
-            <w:tcW w:w="719" w:type="dxa"/>
+            <w:tcW w:w="948" w:type="dxa"/>
           </w:tcPr>
           <w:p>
             <w:r>
@@ -5971,7 +5965,7 @@
         </w:tc>
         <w:tc>
           <w:tcPr>
-            <w:tcW w:w="236" w:type="dxa"/>
+            <w:tcW w:w="1497" w:type="dxa"/>
           </w:tcPr>
           <w:p>
             <w:r>
@@ -5983,7 +5977,7 @@
       <w:tr>
         <w:tc>
           <w:tcPr>
-            <w:tcW w:w="364" w:type="dxa"/>
+            <w:tcW w:w="433" w:type="dxa"/>
           </w:tcPr>
           <w:p>
             <w:r>
@@ -5993,7 +5987,7 @@
         </w:tc>
         <w:tc>
           <w:tcPr>
-            <w:tcW w:w="769" w:type="dxa"/>
+            <w:tcW w:w="1021" w:type="dxa"/>
           </w:tcPr>
           <w:p>
             <w:r>
@@ -6003,7 +5997,7 @@
         </w:tc>
         <w:tc>
           <w:tcPr>
-            <w:tcW w:w="904" w:type="dxa"/>
+            <w:tcW w:w="1217" w:type="dxa"/>
           </w:tcPr>
           <w:p>
             <w:r>
@@ -6013,7 +6007,7 @@
         </w:tc>
         <w:tc>
           <w:tcPr>
-            <w:tcW w:w="904" w:type="dxa"/>
+            <w:tcW w:w="1217" w:type="dxa"/>
           </w:tcPr>
           <w:p>
             <w:r>
@@ -6023,7 +6017,7 @@
         </w:tc>
         <w:tc>
           <w:tcPr>
-            <w:tcW w:w="727" w:type="dxa"/>
+            <w:tcW w:w="960" w:type="dxa"/>
           </w:tcPr>
           <w:p>
             <w:r>
@@ -6033,7 +6027,7 @@
         </w:tc>
         <w:tc>
           <w:tcPr>
-            <w:tcW w:w="659" w:type="dxa"/>
+            <w:tcW w:w="861" w:type="dxa"/>
           </w:tcPr>
           <w:p>
             <w:r>
@@ -6043,7 +6037,7 @@
         </w:tc>
         <w:tc>
           <w:tcPr>
-            <w:tcW w:w="839" w:type="dxa"/>
+            <w:tcW w:w="1123" w:type="dxa"/>
           </w:tcPr>
           <w:p>
             <w:r>
@@ -6053,7 +6047,7 @@
         </w:tc>
         <w:tc>
           <w:tcPr>
-            <w:tcW w:w="746" w:type="dxa"/>
+            <w:tcW w:w="988" w:type="dxa"/>
           </w:tcPr>
           <w:p>
             <w:r>
@@ -6063,7 +6057,7 @@
         </w:tc>
         <w:tc>
           <w:tcPr>
-            <w:tcW w:w="578" w:type="dxa"/>
+            <w:tcW w:w="742" w:type="dxa"/>
           </w:tcPr>
           <w:p>
             <w:r>
@@ -6073,7 +6067,7 @@
         </w:tc>
         <w:tc>
           <w:tcPr>
-            <w:tcW w:w="857" w:type="dxa"/>
+            <w:tcW w:w="1150" w:type="dxa"/>
           </w:tcPr>
           <w:p>
             <w:r>
@@ -6083,7 +6077,7 @@
         </w:tc>
         <w:tc>
           <w:tcPr>
-            <w:tcW w:w="743" w:type="dxa"/>
+            <w:tcW w:w="983" w:type="dxa"/>
           </w:tcPr>
           <w:p>
             <w:r>
@@ -6093,7 +6087,7 @@
         </w:tc>
         <w:tc>
           <w:tcPr>
-            <w:tcW w:w="719" w:type="dxa"/>
+            <w:tcW w:w="948" w:type="dxa"/>
           </w:tcPr>
           <w:p>
             <w:r>
@@ -6103,7 +6097,7 @@
         </w:tc>
         <w:tc>
           <w:tcPr>
-            <w:tcW w:w="236" w:type="dxa"/>
+            <w:tcW w:w="1497" w:type="dxa"/>
           </w:tcPr>
           <w:p>
             <w:r>
@@ -6115,7 +6109,7 @@
       <w:tr>
         <w:tc>
           <w:tcPr>
-            <w:tcW w:w="364" w:type="dxa"/>
+            <w:tcW w:w="433" w:type="dxa"/>
           </w:tcPr>
           <w:p>
             <w:r>
@@ -6125,7 +6119,7 @@
         </w:tc>
         <w:tc>
           <w:tcPr>
-            <w:tcW w:w="769" w:type="dxa"/>
+            <w:tcW w:w="1021" w:type="dxa"/>
           </w:tcPr>
           <w:p>
             <w:r>
@@ -6135,7 +6129,7 @@
         </w:tc>
         <w:tc>
           <w:tcPr>
-            <w:tcW w:w="904" w:type="dxa"/>
+            <w:tcW w:w="1217" w:type="dxa"/>
           </w:tcPr>
           <w:p>
             <w:r>
@@ -6145,7 +6139,7 @@
         </w:tc>
         <w:tc>
           <w:tcPr>
-            <w:tcW w:w="904" w:type="dxa"/>
+            <w:tcW w:w="1217" w:type="dxa"/>
           </w:tcPr>
           <w:p>
             <w:r>
@@ -6155,7 +6149,7 @@
         </w:tc>
         <w:tc>
           <w:tcPr>
-            <w:tcW w:w="727" w:type="dxa"/>
+            <w:tcW w:w="960" w:type="dxa"/>
           </w:tcPr>
           <w:p>
             <w:r>
@@ -6165,7 +6159,7 @@
         </w:tc>
         <w:tc>
           <w:tcPr>
-            <w:tcW w:w="659" w:type="dxa"/>
+            <w:tcW w:w="861" w:type="dxa"/>
           </w:tcPr>
           <w:p>
             <w:r>
@@ -6175,7 +6169,7 @@
         </w:tc>
         <w:tc>
           <w:tcPr>
-            <w:tcW w:w="839" w:type="dxa"/>
+            <w:tcW w:w="1123" w:type="dxa"/>
           </w:tcPr>
           <w:p>
             <w:r>
@@ -6185,7 +6179,7 @@
         </w:tc>
         <w:tc>
           <w:tcPr>
-            <w:tcW w:w="746" w:type="dxa"/>
+            <w:tcW w:w="988" w:type="dxa"/>
           </w:tcPr>
           <w:p>
             <w:r>
@@ -6195,7 +6189,7 @@
         </w:tc>
         <w:tc>
           <w:tcPr>
-            <w:tcW w:w="578" w:type="dxa"/>
+            <w:tcW w:w="742" w:type="dxa"/>
           </w:tcPr>
           <w:p>
             <w:r>
@@ -6205,7 +6199,7 @@
         </w:tc>
         <w:tc>
           <w:tcPr>
-            <w:tcW w:w="857" w:type="dxa"/>
+            <w:tcW w:w="1150" w:type="dxa"/>
           </w:tcPr>
           <w:p>
             <w:r>
@@ -6215,7 +6209,7 @@
         </w:tc>
         <w:tc>
           <w:tcPr>
-            <w:tcW w:w="743" w:type="dxa"/>
+            <w:tcW w:w="983" w:type="dxa"/>
           </w:tcPr>
           <w:p>
             <w:r>
@@ -6225,7 +6219,7 @@
         </w:tc>
         <w:tc>
           <w:tcPr>
-            <w:tcW w:w="719" w:type="dxa"/>
+            <w:tcW w:w="948" w:type="dxa"/>
           </w:tcPr>
           <w:p>
             <w:r>
@@ -6235,7 +6229,7 @@
         </w:tc>
         <w:tc>
           <w:tcPr>
-            <w:tcW w:w="236" w:type="dxa"/>
+            <w:tcW w:w="1497" w:type="dxa"/>
           </w:tcPr>
           <w:p>
             <w:r>
@@ -6247,7 +6241,7 @@
       <w:tr>
         <w:tc>
           <w:tcPr>
-            <w:tcW w:w="364" w:type="dxa"/>
+            <w:tcW w:w="433" w:type="dxa"/>
           </w:tcPr>
           <w:p>
             <w:r>
@@ -6257,7 +6251,7 @@
         </w:tc>
         <w:tc>
           <w:tcPr>
-            <w:tcW w:w="769" w:type="dxa"/>
+            <w:tcW w:w="1021" w:type="dxa"/>
           </w:tcPr>
           <w:p>
             <w:r>
@@ -6267,7 +6261,7 @@
         </w:tc>
         <w:tc>
           <w:tcPr>
-            <w:tcW w:w="904" w:type="dxa"/>
+            <w:tcW w:w="1217" w:type="dxa"/>
           </w:tcPr>
           <w:p>
             <w:r>
@@ -6277,7 +6271,7 @@
         </w:tc>
         <w:tc>
           <w:tcPr>
-            <w:tcW w:w="904" w:type="dxa"/>
+            <w:tcW w:w="1217" w:type="dxa"/>
           </w:tcPr>
           <w:p>
             <w:r>
@@ -6287,7 +6281,7 @@
         </w:tc>
         <w:tc>
           <w:tcPr>
-            <w:tcW w:w="727" w:type="dxa"/>
+            <w:tcW w:w="960" w:type="dxa"/>
           </w:tcPr>
           <w:p>
             <w:r>
@@ -6297,7 +6291,7 @@
         </w:tc>
         <w:tc>
           <w:tcPr>
-            <w:tcW w:w="659" w:type="dxa"/>
+            <w:tcW w:w="861" w:type="dxa"/>
           </w:tcPr>
           <w:p>
             <w:r>
@@ -6307,7 +6301,7 @@
         </w:tc>
         <w:tc>
           <w:tcPr>
-            <w:tcW w:w="839" w:type="dxa"/>
+            <w:tcW w:w="1123" w:type="dxa"/>
           </w:tcPr>
           <w:p>
             <w:r>
@@ -6317,7 +6311,7 @@
         </w:tc>
         <w:tc>
           <w:tcPr>
-            <w:tcW w:w="746" w:type="dxa"/>
+            <w:tcW w:w="988" w:type="dxa"/>
           </w:tcPr>
           <w:p>
             <w:r>
@@ -6327,7 +6321,7 @@
         </w:tc>
         <w:tc>
           <w:tcPr>
-            <w:tcW w:w="578" w:type="dxa"/>
+            <w:tcW w:w="742" w:type="dxa"/>
           </w:tcPr>
           <w:p>
             <w:r>
@@ -6337,7 +6331,7 @@
         </w:tc>
         <w:tc>
           <w:tcPr>
-            <w:tcW w:w="857" w:type="dxa"/>
+            <w:tcW w:w="1150" w:type="dxa"/>
           </w:tcPr>
           <w:p>
             <w:r>
@@ -6347,7 +6341,7 @@
         </w:tc>
         <w:tc>
           <w:tcPr>
-            <w:tcW w:w="743" w:type="dxa"/>
+            <w:tcW w:w="983" w:type="dxa"/>
           </w:tcPr>
           <w:p>
             <w:r>
@@ -6357,7 +6351,7 @@
         </w:tc>
         <w:tc>
           <w:tcPr>
-            <w:tcW w:w="719" w:type="dxa"/>
+            <w:tcW w:w="948" w:type="dxa"/>
           </w:tcPr>
           <w:p>
             <w:r>
@@ -6367,7 +6361,7 @@
         </w:tc>
         <w:tc>
           <w:tcPr>
-            <w:tcW w:w="236" w:type="dxa"/>
+            <w:tcW w:w="1497" w:type="dxa"/>
           </w:tcPr>
           <w:p>
             <w:r>
@@ -6379,7 +6373,7 @@
       <w:tr>
         <w:tc>
           <w:tcPr>
-            <w:tcW w:w="364" w:type="dxa"/>
+            <w:tcW w:w="433" w:type="dxa"/>
           </w:tcPr>
           <w:p>
             <w:r>
@@ -6389,7 +6383,7 @@
         </w:tc>
         <w:tc>
           <w:tcPr>
-            <w:tcW w:w="769" w:type="dxa"/>
+            <w:tcW w:w="1021" w:type="dxa"/>
           </w:tcPr>
           <w:p>
             <w:r>
@@ -6399,7 +6393,7 @@
         </w:tc>
         <w:tc>
           <w:tcPr>
-            <w:tcW w:w="904" w:type="dxa"/>
+            <w:tcW w:w="1217" w:type="dxa"/>
           </w:tcPr>
           <w:p>
             <w:r>
@@ -6409,7 +6403,7 @@
         </w:tc>
         <w:tc>
           <w:tcPr>
-            <w:tcW w:w="904" w:type="dxa"/>
+            <w:tcW w:w="1217" w:type="dxa"/>
           </w:tcPr>
           <w:p>
             <w:r>
@@ -6419,7 +6413,7 @@
         </w:tc>
         <w:tc>
           <w:tcPr>
-            <w:tcW w:w="727" w:type="dxa"/>
+            <w:tcW w:w="960" w:type="dxa"/>
           </w:tcPr>
           <w:p>
             <w:r>
@@ -6429,7 +6423,7 @@
         </w:tc>
         <w:tc>
           <w:tcPr>
-            <w:tcW w:w="659" w:type="dxa"/>
+            <w:tcW w:w="861" w:type="dxa"/>
           </w:tcPr>
           <w:p>
             <w:r>
@@ -6439,7 +6433,7 @@
         </w:tc>
         <w:tc>
           <w:tcPr>
-            <w:tcW w:w="839" w:type="dxa"/>
+            <w:tcW w:w="1123" w:type="dxa"/>
           </w:tcPr>
           <w:p>
             <w:r>
@@ -6449,7 +6443,7 @@
         </w:tc>
         <w:tc>
           <w:tcPr>
-            <w:tcW w:w="746" w:type="dxa"/>
+            <w:tcW w:w="988" w:type="dxa"/>
           </w:tcPr>
           <w:p>
             <w:r>
@@ -6459,7 +6453,7 @@
         </w:tc>
         <w:tc>
           <w:tcPr>
-            <w:tcW w:w="578" w:type="dxa"/>
+            <w:tcW w:w="742" w:type="dxa"/>
           </w:tcPr>
           <w:p>
             <w:r>
@@ -6469,7 +6463,7 @@
         </w:tc>
         <w:tc>
           <w:tcPr>
-            <w:tcW w:w="857" w:type="dxa"/>
+            <w:tcW w:w="1150" w:type="dxa"/>
           </w:tcPr>
           <w:p>
             <w:r>
@@ -6479,7 +6473,7 @@
         </w:tc>
         <w:tc>
           <w:tcPr>
-            <w:tcW w:w="743" w:type="dxa"/>
+            <w:tcW w:w="983" w:type="dxa"/>
           </w:tcPr>
           <w:p>
             <w:r>
@@ -6489,7 +6483,7 @@
         </w:tc>
         <w:tc>
           <w:tcPr>
-            <w:tcW w:w="719" w:type="dxa"/>
+            <w:tcW w:w="948" w:type="dxa"/>
           </w:tcPr>
           <w:p>
             <w:r>
@@ -6499,7 +6493,7 @@
         </w:tc>
         <w:tc>
           <w:tcPr>
-            <w:tcW w:w="236" w:type="dxa"/>
+            <w:tcW w:w="1497" w:type="dxa"/>
           </w:tcPr>
           <w:p>
             <w:r>
@@ -6511,7 +6505,7 @@
       <w:tr>
         <w:tc>
           <w:tcPr>
-            <w:tcW w:w="364" w:type="dxa"/>
+            <w:tcW w:w="433" w:type="dxa"/>
           </w:tcPr>
           <w:p>
             <w:r>
@@ -6521,7 +6515,7 @@
         </w:tc>
         <w:tc>
           <w:tcPr>
-            <w:tcW w:w="769" w:type="dxa"/>
+            <w:tcW w:w="1021" w:type="dxa"/>
           </w:tcPr>
           <w:p>
             <w:r>
@@ -6531,7 +6525,7 @@
         </w:tc>
         <w:tc>
           <w:tcPr>
-            <w:tcW w:w="904" w:type="dxa"/>
+            <w:tcW w:w="1217" w:type="dxa"/>
           </w:tcPr>
           <w:p>
             <w:r>
@@ -6541,7 +6535,7 @@
         </w:tc>
         <w:tc>
           <w:tcPr>
-            <w:tcW w:w="904" w:type="dxa"/>
+            <w:tcW w:w="1217" w:type="dxa"/>
           </w:tcPr>
           <w:p>
             <w:r>
@@ -6551,7 +6545,7 @@
         </w:tc>
         <w:tc>
           <w:tcPr>
-            <w:tcW w:w="727" w:type="dxa"/>
+            <w:tcW w:w="960" w:type="dxa"/>
           </w:tcPr>
           <w:p>
             <w:r>
@@ -6561,7 +6555,7 @@
         </w:tc>
         <w:tc>
           <w:tcPr>
-            <w:tcW w:w="659" w:type="dxa"/>
+            <w:tcW w:w="861" w:type="dxa"/>
           </w:tcPr>
           <w:p>
             <w:r>
@@ -6571,7 +6565,7 @@
         </w:tc>
         <w:tc>
           <w:tcPr>
-            <w:tcW w:w="839" w:type="dxa"/>
+            <w:tcW w:w="1123" w:type="dxa"/>
           </w:tcPr>
           <w:p>
             <w:r>
@@ -6581,7 +6575,7 @@
         </w:tc>
         <w:tc>
           <w:tcPr>
-            <w:tcW w:w="746" w:type="dxa"/>
+            <w:tcW w:w="988" w:type="dxa"/>
           </w:tcPr>
           <w:p>
             <w:r>
@@ -6591,7 +6585,7 @@
         </w:tc>
         <w:tc>
           <w:tcPr>
-            <w:tcW w:w="578" w:type="dxa"/>
+            <w:tcW w:w="742" w:type="dxa"/>
           </w:tcPr>
           <w:p>
             <w:r>
@@ -6601,7 +6595,7 @@
         </w:tc>
         <w:tc>
           <w:tcPr>
-            <w:tcW w:w="857" w:type="dxa"/>
+            <w:tcW w:w="1150" w:type="dxa"/>
           </w:tcPr>
           <w:p>
             <w:r>
@@ -6611,7 +6605,7 @@
         </w:tc>
         <w:tc>
           <w:tcPr>
-            <w:tcW w:w="743" w:type="dxa"/>
+            <w:tcW w:w="983" w:type="dxa"/>
           </w:tcPr>
           <w:p>
             <w:r>
@@ -6621,7 +6615,7 @@
         </w:tc>
         <w:tc>
           <w:tcPr>
-            <w:tcW w:w="719" w:type="dxa"/>
+            <w:tcW w:w="948" w:type="dxa"/>
           </w:tcPr>
           <w:p>
             <w:r>
@@ -6631,7 +6625,7 @@
         </w:tc>
         <w:tc>
           <w:tcPr>
-            <w:tcW w:w="236" w:type="dxa"/>
+            <w:tcW w:w="1497" w:type="dxa"/>
           </w:tcPr>
           <w:p>
             <w:r>
@@ -6643,7 +6637,7 @@
       <w:tr>
         <w:tc>
           <w:tcPr>
-            <w:tcW w:w="364" w:type="dxa"/>
+            <w:tcW w:w="433" w:type="dxa"/>
           </w:tcPr>
           <w:p>
             <w:r>
@@ -6653,7 +6647,7 @@
         </w:tc>
         <w:tc>
           <w:tcPr>
-            <w:tcW w:w="769" w:type="dxa"/>
+            <w:tcW w:w="1021" w:type="dxa"/>
           </w:tcPr>
           <w:p>
             <w:r>
@@ -6663,7 +6657,7 @@
         </w:tc>
         <w:tc>
           <w:tcPr>
-            <w:tcW w:w="904" w:type="dxa"/>
+            <w:tcW w:w="1217" w:type="dxa"/>
           </w:tcPr>
           <w:p>
             <w:r>
@@ -6673,7 +6667,7 @@
         </w:tc>
         <w:tc>
           <w:tcPr>
-            <w:tcW w:w="904" w:type="dxa"/>
+            <w:tcW w:w="1217" w:type="dxa"/>
           </w:tcPr>
           <w:p>
             <w:r>
@@ -6683,7 +6677,7 @@
         </w:tc>
         <w:tc>
           <w:tcPr>
-            <w:tcW w:w="727" w:type="dxa"/>
+            <w:tcW w:w="960" w:type="dxa"/>
           </w:tcPr>
           <w:p>
             <w:r>
@@ -6693,7 +6687,7 @@
         </w:tc>
         <w:tc>
           <w:tcPr>
-            <w:tcW w:w="659" w:type="dxa"/>
+            <w:tcW w:w="861" w:type="dxa"/>
           </w:tcPr>
           <w:p>
             <w:r>
@@ -6703,7 +6697,7 @@
         </w:tc>
         <w:tc>
           <w:tcPr>
-            <w:tcW w:w="839" w:type="dxa"/>
+            <w:tcW w:w="1123" w:type="dxa"/>
           </w:tcPr>
           <w:p>
             <w:r>
@@ -6713,7 +6707,7 @@
         </w:tc>
         <w:tc>
           <w:tcPr>
-            <w:tcW w:w="746" w:type="dxa"/>
+            <w:tcW w:w="988" w:type="dxa"/>
           </w:tcPr>
           <w:p>
             <w:r>
@@ -6723,7 +6717,7 @@
         </w:tc>
         <w:tc>
           <w:tcPr>
-            <w:tcW w:w="578" w:type="dxa"/>
+            <w:tcW w:w="742" w:type="dxa"/>
           </w:tcPr>
           <w:p>
             <w:r>
@@ -6733,7 +6727,7 @@
         </w:tc>
         <w:tc>
           <w:tcPr>
-            <w:tcW w:w="857" w:type="dxa"/>
+            <w:tcW w:w="1150" w:type="dxa"/>
           </w:tcPr>
           <w:p>
             <w:r>
@@ -6743,7 +6737,7 @@
         </w:tc>
         <w:tc>
           <w:tcPr>
-            <w:tcW w:w="743" w:type="dxa"/>
+            <w:tcW w:w="983" w:type="dxa"/>
           </w:tcPr>
           <w:p>
             <w:r>
@@ -6753,7 +6747,7 @@
         </w:tc>
         <w:tc>
           <w:tcPr>
-            <w:tcW w:w="719" w:type="dxa"/>
+            <w:tcW w:w="948" w:type="dxa"/>
           </w:tcPr>
           <w:p>
             <w:r>
@@ -6763,7 +6757,7 @@
         </w:tc>
         <w:tc>
           <w:tcPr>
-            <w:tcW w:w="236" w:type="dxa"/>
+            <w:tcW w:w="1497" w:type="dxa"/>
           </w:tcPr>
           <w:p>
             <w:r>
@@ -6775,7 +6769,7 @@
       <w:tr>
         <w:tc>
           <w:tcPr>
-            <w:tcW w:w="364" w:type="dxa"/>
+            <w:tcW w:w="433" w:type="dxa"/>
           </w:tcPr>
           <w:p>
             <w:r>
@@ -6785,7 +6779,7 @@
         </w:tc>
         <w:tc>
           <w:tcPr>
-            <w:tcW w:w="769" w:type="dxa"/>
+            <w:tcW w:w="1021" w:type="dxa"/>
           </w:tcPr>
           <w:p>
             <w:r>
@@ -6795,7 +6789,7 @@
         </w:tc>
         <w:tc>
           <w:tcPr>
-            <w:tcW w:w="904" w:type="dxa"/>
+            <w:tcW w:w="1217" w:type="dxa"/>
           </w:tcPr>
           <w:p>
             <w:r>
@@ -6805,7 +6799,7 @@
         </w:tc>
         <w:tc>
           <w:tcPr>
-            <w:tcW w:w="904" w:type="dxa"/>
+            <w:tcW w:w="1217" w:type="dxa"/>
           </w:tcPr>
           <w:p>
             <w:r>
@@ -6815,7 +6809,7 @@
         </w:tc>
         <w:tc>
           <w:tcPr>
-            <w:tcW w:w="727" w:type="dxa"/>
+            <w:tcW w:w="960" w:type="dxa"/>
           </w:tcPr>
           <w:p>
             <w:r>
@@ -6825,7 +6819,7 @@
         </w:tc>
         <w:tc>
           <w:tcPr>
-            <w:tcW w:w="659" w:type="dxa"/>
+            <w:tcW w:w="861" w:type="dxa"/>
           </w:tcPr>
           <w:p>
             <w:r>
@@ -6835,7 +6829,7 @@
         </w:tc>
         <w:tc>
           <w:tcPr>
-            <w:tcW w:w="839" w:type="dxa"/>
+            <w:tcW w:w="1123" w:type="dxa"/>
           </w:tcPr>
           <w:p>
             <w:r>
@@ -6845,7 +6839,7 @@
         </w:tc>
         <w:tc>
           <w:tcPr>
-            <w:tcW w:w="746" w:type="dxa"/>
+            <w:tcW w:w="988" w:type="dxa"/>
           </w:tcPr>
           <w:p>
             <w:r>
@@ -6855,7 +6849,7 @@
         </w:tc>
         <w:tc>
           <w:tcPr>
-            <w:tcW w:w="578" w:type="dxa"/>
+            <w:tcW w:w="742" w:type="dxa"/>
           </w:tcPr>
           <w:p>
             <w:r>
@@ -6865,7 +6859,7 @@
         </w:tc>
         <w:tc>
           <w:tcPr>
-            <w:tcW w:w="857" w:type="dxa"/>
+            <w:tcW w:w="1150" w:type="dxa"/>
           </w:tcPr>
           <w:p>
             <w:r>
@@ -6875,7 +6869,7 @@
         </w:tc>
         <w:tc>
           <w:tcPr>
-            <w:tcW w:w="743" w:type="dxa"/>
+            <w:tcW w:w="983" w:type="dxa"/>
           </w:tcPr>
           <w:p>
             <w:r>
@@ -6885,7 +6879,7 @@
         </w:tc>
         <w:tc>
           <w:tcPr>
-            <w:tcW w:w="719" w:type="dxa"/>
+            <w:tcW w:w="948" w:type="dxa"/>
           </w:tcPr>
           <w:p>
             <w:r>
@@ -6895,7 +6889,7 @@
         </w:tc>
         <w:tc>
           <w:tcPr>
-            <w:tcW w:w="236" w:type="dxa"/>
+            <w:tcW w:w="1497" w:type="dxa"/>
           </w:tcPr>
           <w:p>
             <w:r>
@@ -6907,7 +6901,7 @@
       <w:tr>
         <w:tc>
           <w:tcPr>
-            <w:tcW w:w="364" w:type="dxa"/>
+            <w:tcW w:w="433" w:type="dxa"/>
           </w:tcPr>
           <w:p>
             <w:r>
@@ -6917,7 +6911,7 @@
         </w:tc>
         <w:tc>
           <w:tcPr>
-            <w:tcW w:w="769" w:type="dxa"/>
+            <w:tcW w:w="1021" w:type="dxa"/>
           </w:tcPr>
           <w:p>
             <w:r>
@@ -6927,7 +6921,7 @@
         </w:tc>
         <w:tc>
           <w:tcPr>
-            <w:tcW w:w="904" w:type="dxa"/>
+            <w:tcW w:w="1217" w:type="dxa"/>
           </w:tcPr>
           <w:p>
             <w:r>
@@ -6937,7 +6931,7 @@
         </w:tc>
         <w:tc>
           <w:tcPr>
-            <w:tcW w:w="904" w:type="dxa"/>
+            <w:tcW w:w="1217" w:type="dxa"/>
           </w:tcPr>
           <w:p>
             <w:r>
@@ -6947,7 +6941,7 @@
         </w:tc>
         <w:tc>
           <w:tcPr>
-            <w:tcW w:w="727" w:type="dxa"/>
+            <w:tcW w:w="960" w:type="dxa"/>
           </w:tcPr>
           <w:p>
             <w:r>
@@ -6957,7 +6951,7 @@
         </w:tc>
         <w:tc>
           <w:tcPr>
-            <w:tcW w:w="659" w:type="dxa"/>
+            <w:tcW w:w="861" w:type="dxa"/>
           </w:tcPr>
           <w:p>
             <w:r>
@@ -6967,7 +6961,7 @@
         </w:tc>
         <w:tc>
           <w:tcPr>
-            <w:tcW w:w="839" w:type="dxa"/>
+            <w:tcW w:w="1123" w:type="dxa"/>
           </w:tcPr>
           <w:p>
             <w:r>
@@ -6977,7 +6971,7 @@
         </w:tc>
         <w:tc>
           <w:tcPr>
-            <w:tcW w:w="746" w:type="dxa"/>
+            <w:tcW w:w="988" w:type="dxa"/>
           </w:tcPr>
           <w:p>
             <w:r>
@@ -6987,7 +6981,7 @@
         </w:tc>
         <w:tc>
           <w:tcPr>
-            <w:tcW w:w="578" w:type="dxa"/>
+            <w:tcW w:w="742" w:type="dxa"/>
           </w:tcPr>
           <w:p>
             <w:r>
@@ -6997,7 +6991,7 @@
         </w:tc>
         <w:tc>
           <w:tcPr>
-            <w:tcW w:w="857" w:type="dxa"/>
+            <w:tcW w:w="1150" w:type="dxa"/>
           </w:tcPr>
           <w:p>
             <w:r>
@@ -7007,7 +7001,7 @@
         </w:tc>
         <w:tc>
           <w:tcPr>
-            <w:tcW w:w="743" w:type="dxa"/>
+            <w:tcW w:w="983" w:type="dxa"/>
           </w:tcPr>
           <w:p>
             <w:r>
@@ -7017,7 +7011,7 @@
         </w:tc>
         <w:tc>
           <w:tcPr>
-            <w:tcW w:w="719" w:type="dxa"/>
+            <w:tcW w:w="948" w:type="dxa"/>
           </w:tcPr>
           <w:p>
             <w:r>
@@ -7027,7 +7021,7 @@
         </w:tc>
         <w:tc>
           <w:tcPr>
-            <w:tcW w:w="236" w:type="dxa"/>
+            <w:tcW w:w="1497" w:type="dxa"/>
           </w:tcPr>
           <w:p>
             <w:r>
@@ -7039,7 +7033,7 @@
     </w:tbl>
     <w:p/>
     <w:sectPr>
-      <w:pgSz w:w="12240" w:h="15840"/>
+      <w:pgSz w:w="15358" w:h="20477" w:orient="landscape" w:code="169"/>
       <w:pgMar w:top="1440" w:right="1800" w:bottom="1440" w:left="1800" w:header="720" w:footer="720" w:gutter="0"/>
       <w:cols w:space="720"/>
       <w:docGrid w:linePitch="360"/>
@@ -7536,11 +7530,6 @@
     <w:lsdException w:name="Book Title" w:uiPriority="33" w:qFormat="1"/>
     <w:lsdException w:name="Bibliography" w:semiHidden="1" w:uiPriority="37" w:unhideWhenUsed="1"/>
     <w:lsdException w:name="TOC Heading" w:semiHidden="1" w:uiPriority="39" w:unhideWhenUsed="1" w:qFormat="1"/>
-    <w:lsdException w:name="Plain Table 5" w:semiHidden="1" w:unhideWhenUsed="1"/>
-    <w:lsdException w:name="Grid Table Light" w:semiHidden="1" w:unhideWhenUsed="1"/>
-    <w:lsdException w:name="Grid Table 1 Light" w:semiHidden="1" w:unhideWhenUsed="1"/>
-    <w:lsdException w:name="Grid Table 2" w:semiHidden="1" w:unhideWhenUsed="1"/>
-    <w:lsdException w:name="Grid Table 3" w:semiHidden="1" w:unhideWhenUsed="1"/>
     <w:lsdException w:name="Grid Table 4" w:uiPriority="49"/>
     <w:lsdException w:name="Grid Table 5 Dark" w:uiPriority="50"/>
     <w:lsdException w:name="Grid Table 6 Colorful" w:uiPriority="51"/>
